--- a/evidence-room/03_AP_AGENT_OS_PRO/Word_Templates/ER_Risk_Assessment.docx
+++ b/evidence-room/03_AP_AGENT_OS_PRO/Word_Templates/ER_Risk_Assessment.docx
@@ -5,7 +5,8 @@
     <w:p>
       <w:r>
         <w:rPr>
-          <w:b/>
+          <w:rFonts w:ascii="Georgia" w:hAnsi="Georgia" w:eastAsia="Georgia"/>
+          <w:b w:val="0"/>
           <w:color w:val="12160F"/>
           <w:sz w:val="44"/>
         </w:rPr>
@@ -14,22 +15,3145 @@
     </w:p>
     <w:p>
       <w:r>
-        <w:t>Prompt injection, hallucination, SoD collision, model drift, unofficial permission. Residual risk is a human judgement.</w:t>
+        <w:rPr>
+          <w:rFonts w:ascii="Calibri" w:hAnsi="Calibri" w:eastAsia="Calibri"/>
+          <w:b w:val="0"/>
+          <w:color w:val="5A6154"/>
+          <w:sz w:val="20"/>
+        </w:rPr>
+        <w:t>Blank fields are for the licensee. Northline examples are fictional.</w:t>
+      </w:r>
+    </w:p>
+    <w:p>
+      <w:pPr>
+        <w:pStyle w:val="Heading1"/>
+      </w:pPr>
+      <w:r>
+        <w:rPr>
+          <w:color w:val="12160F"/>
+        </w:rPr>
+        <w:t>Layer risk assessment</w:t>
       </w:r>
     </w:p>
     <w:p>
       <w:r>
-        <w:t>Brand idea: Proof before permission.</w:t>
+        <w:rPr>
+          <w:rFonts w:ascii="Calibri" w:hAnsi="Calibri" w:eastAsia="Calibri"/>
+          <w:b w:val="0"/>
+          <w:sz w:val="22"/>
+        </w:rPr>
+        <w:t>**Product:** Evidence Room — AP Agent OS · Professional</w:t>
+      </w:r>
+    </w:p>
+    <w:p>
+      <w:r>
+        <w:rPr>
+          <w:rFonts w:ascii="Calibri" w:hAnsi="Calibri" w:eastAsia="Calibri"/>
+          <w:b w:val="0"/>
+          <w:sz w:val="22"/>
+        </w:rPr>
+        <w:t>**Use:** Assess risks of *standing an agent layer*, not residual fraud risk of the company.</w:t>
+      </w:r>
+    </w:p>
+    <w:p>
+      <w:r>
+        <w:rPr>
+          <w:rFonts w:ascii="Calibri" w:hAnsi="Calibri" w:eastAsia="Calibri"/>
+          <w:b w:val="0"/>
+          <w:sz w:val="22"/>
+        </w:rPr>
+        <w:t>**Not:** A fraud risk assessment, a SOX opinion, or an ISO/NIST certification.</w:t>
+      </w:r>
+    </w:p>
+    <w:p>
+      <w:r>
+        <w:rPr>
+          <w:rFonts w:ascii="Calibri" w:hAnsi="Calibri" w:eastAsia="Calibri"/>
+          <w:b w:val="0"/>
+          <w:sz w:val="22"/>
+        </w:rPr>
+        <w:t>Companion register: `Governance/RISK_REGISTER.md`. This template is the sit-down assessment that feeds the register.</w:t>
+      </w:r>
+    </w:p>
+    <w:p>
+      <w:r>
+        <w:rPr>
+          <w:rFonts w:ascii="Calibri" w:hAnsi="Calibri" w:eastAsia="Calibri"/>
+          <w:b w:val="0"/>
+          <w:sz w:val="22"/>
+        </w:rPr>
+        <w:t>Scoring: **Likelihood 1–4** × **Impact 1–4** on process/control outcomes. Do not convert the score into a “risk appetite for AI savings.”</w:t>
+      </w:r>
+    </w:p>
+    <w:p>
+      <w:pPr>
+        <w:pStyle w:val="Heading2"/>
+      </w:pPr>
+      <w:r>
+        <w:rPr>
+          <w:color w:val="12160F"/>
+        </w:rPr>
+        <w:t>1. Header</w:t>
+      </w:r>
+    </w:p>
+    <w:tbl>
+      <w:tblPr>
+        <w:tblStyle w:val="TableGrid"/>
+        <w:tblW w:type="auto" w:w="0"/>
+        <w:tblLook w:firstColumn="1" w:firstRow="1" w:lastColumn="0" w:lastRow="0" w:noHBand="0" w:noVBand="1" w:val="04A0"/>
+      </w:tblPr>
+      <w:tblGrid>
+        <w:gridCol w:w="4824"/>
+        <w:gridCol w:w="4824"/>
+      </w:tblGrid>
+      <w:tr>
+        <w:tc>
+          <w:tcPr>
+            <w:tcW w:type="dxa" w:w="4824"/>
+          </w:tcPr>
+          <w:p>
+            <w:r>
+              <w:rPr>
+                <w:rFonts w:ascii="Calibri" w:hAnsi="Calibri" w:eastAsia="Calibri"/>
+                <w:b/>
+                <w:sz w:val="18"/>
+              </w:rPr>
+              <w:t>Field</w:t>
+            </w:r>
+          </w:p>
+        </w:tc>
+        <w:tc>
+          <w:tcPr>
+            <w:tcW w:type="dxa" w:w="4824"/>
+          </w:tcPr>
+          <w:p>
+            <w:r>
+              <w:rPr>
+                <w:rFonts w:ascii="Calibri" w:hAnsi="Calibri" w:eastAsia="Calibri"/>
+                <w:b/>
+                <w:sz w:val="18"/>
+              </w:rPr>
+              <w:t>Entry</w:t>
+            </w:r>
+          </w:p>
+        </w:tc>
+      </w:tr>
+      <w:tr>
+        <w:tc>
+          <w:tcPr>
+            <w:tcW w:type="dxa" w:w="4824"/>
+          </w:tcPr>
+          <w:p>
+            <w:r>
+              <w:rPr>
+                <w:rFonts w:ascii="Calibri" w:hAnsi="Calibri" w:eastAsia="Calibri"/>
+                <w:b w:val="0"/>
+                <w:color w:val="12160F"/>
+                <w:sz w:val="18"/>
+              </w:rPr>
+              <w:t>Organisation / path</w:t>
+            </w:r>
+          </w:p>
+        </w:tc>
+        <w:tc>
+          <w:tcPr>
+            <w:tcW w:type="dxa" w:w="4824"/>
+          </w:tcPr>
+          <w:p>
+            <w:r>
+              <w:rPr>
+                <w:rFonts w:ascii="Calibri" w:hAnsi="Calibri" w:eastAsia="Calibri"/>
+                <w:b w:val="0"/>
+                <w:color w:val="12160F"/>
+                <w:sz w:val="18"/>
+              </w:rPr>
+            </w:r>
+          </w:p>
+        </w:tc>
+      </w:tr>
+      <w:tr>
+        <w:tc>
+          <w:tcPr>
+            <w:tcW w:type="dxa" w:w="4824"/>
+          </w:tcPr>
+          <w:p>
+            <w:r>
+              <w:rPr>
+                <w:rFonts w:ascii="Calibri" w:hAnsi="Calibri" w:eastAsia="Calibri"/>
+                <w:b w:val="0"/>
+                <w:color w:val="12160F"/>
+                <w:sz w:val="18"/>
+              </w:rPr>
+              <w:t>Date</w:t>
+            </w:r>
+          </w:p>
+        </w:tc>
+        <w:tc>
+          <w:tcPr>
+            <w:tcW w:type="dxa" w:w="4824"/>
+          </w:tcPr>
+          <w:p>
+            <w:r>
+              <w:rPr>
+                <w:rFonts w:ascii="Calibri" w:hAnsi="Calibri" w:eastAsia="Calibri"/>
+                <w:b w:val="0"/>
+                <w:color w:val="12160F"/>
+                <w:sz w:val="18"/>
+              </w:rPr>
+            </w:r>
+          </w:p>
+        </w:tc>
+      </w:tr>
+      <w:tr>
+        <w:tc>
+          <w:tcPr>
+            <w:tcW w:type="dxa" w:w="4824"/>
+          </w:tcPr>
+          <w:p>
+            <w:r>
+              <w:rPr>
+                <w:rFonts w:ascii="Calibri" w:hAnsi="Calibri" w:eastAsia="Calibri"/>
+                <w:b w:val="0"/>
+                <w:color w:val="12160F"/>
+                <w:sz w:val="18"/>
+              </w:rPr>
+              <w:t>Facilitator</w:t>
+            </w:r>
+          </w:p>
+        </w:tc>
+        <w:tc>
+          <w:tcPr>
+            <w:tcW w:type="dxa" w:w="4824"/>
+          </w:tcPr>
+          <w:p>
+            <w:r>
+              <w:rPr>
+                <w:rFonts w:ascii="Calibri" w:hAnsi="Calibri" w:eastAsia="Calibri"/>
+                <w:b w:val="0"/>
+                <w:color w:val="12160F"/>
+                <w:sz w:val="18"/>
+              </w:rPr>
+            </w:r>
+          </w:p>
+        </w:tc>
+      </w:tr>
+      <w:tr>
+        <w:tc>
+          <w:tcPr>
+            <w:tcW w:type="dxa" w:w="4824"/>
+          </w:tcPr>
+          <w:p>
+            <w:r>
+              <w:rPr>
+                <w:rFonts w:ascii="Calibri" w:hAnsi="Calibri" w:eastAsia="Calibri"/>
+                <w:b w:val="0"/>
+                <w:color w:val="12160F"/>
+                <w:sz w:val="18"/>
+              </w:rPr>
+              <w:t>Attendees (must include Controls)</w:t>
+            </w:r>
+          </w:p>
+        </w:tc>
+        <w:tc>
+          <w:tcPr>
+            <w:tcW w:type="dxa" w:w="4824"/>
+          </w:tcPr>
+          <w:p>
+            <w:r>
+              <w:rPr>
+                <w:rFonts w:ascii="Calibri" w:hAnsi="Calibri" w:eastAsia="Calibri"/>
+                <w:b w:val="0"/>
+                <w:color w:val="12160F"/>
+                <w:sz w:val="18"/>
+              </w:rPr>
+            </w:r>
+          </w:p>
+        </w:tc>
+      </w:tr>
+      <w:tr>
+        <w:tc>
+          <w:tcPr>
+            <w:tcW w:type="dxa" w:w="4824"/>
+          </w:tcPr>
+          <w:p>
+            <w:r>
+              <w:rPr>
+                <w:rFonts w:ascii="Calibri" w:hAnsi="Calibri" w:eastAsia="Calibri"/>
+                <w:b w:val="0"/>
+                <w:color w:val="12160F"/>
+                <w:sz w:val="18"/>
+              </w:rPr>
+              <w:t>Toolkit edition</w:t>
+            </w:r>
+          </w:p>
+        </w:tc>
+        <w:tc>
+          <w:tcPr>
+            <w:tcW w:type="dxa" w:w="4824"/>
+          </w:tcPr>
+          <w:p>
+            <w:r>
+              <w:rPr>
+                <w:rFonts w:ascii="Calibri" w:hAnsi="Calibri" w:eastAsia="Calibri"/>
+                <w:b w:val="0"/>
+                <w:color w:val="12160F"/>
+                <w:sz w:val="18"/>
+              </w:rPr>
+              <w:t>1.0.0</w:t>
+            </w:r>
+          </w:p>
+        </w:tc>
+      </w:tr>
+    </w:tbl>
+    <w:p>
+      <w:pPr>
+        <w:pStyle w:val="Heading2"/>
+      </w:pPr>
+      <w:r>
+        <w:rPr>
+          <w:color w:val="12160F"/>
+        </w:rPr>
+        <w:t>2. Inherent situations (score each)</w:t>
+      </w:r>
+    </w:p>
+    <w:tbl>
+      <w:tblPr>
+        <w:tblStyle w:val="TableGrid"/>
+        <w:tblW w:type="auto" w:w="0"/>
+        <w:tblLook w:firstColumn="1" w:firstRow="1" w:lastColumn="0" w:lastRow="0" w:noHBand="0" w:noVBand="1" w:val="04A0"/>
+      </w:tblPr>
+      <w:tblGrid>
+        <w:gridCol w:w="1206"/>
+        <w:gridCol w:w="1206"/>
+        <w:gridCol w:w="1206"/>
+        <w:gridCol w:w="1206"/>
+        <w:gridCol w:w="1206"/>
+        <w:gridCol w:w="1206"/>
+        <w:gridCol w:w="1206"/>
+        <w:gridCol w:w="1206"/>
+      </w:tblGrid>
+      <w:tr>
+        <w:tc>
+          <w:tcPr>
+            <w:tcW w:type="dxa" w:w="1206"/>
+          </w:tcPr>
+          <w:p>
+            <w:r>
+              <w:rPr>
+                <w:rFonts w:ascii="Calibri" w:hAnsi="Calibri" w:eastAsia="Calibri"/>
+                <w:b/>
+                <w:sz w:val="18"/>
+              </w:rPr>
+              <w:t>ID</w:t>
+            </w:r>
+          </w:p>
+        </w:tc>
+        <w:tc>
+          <w:tcPr>
+            <w:tcW w:type="dxa" w:w="1206"/>
+          </w:tcPr>
+          <w:p>
+            <w:r>
+              <w:rPr>
+                <w:rFonts w:ascii="Calibri" w:hAnsi="Calibri" w:eastAsia="Calibri"/>
+                <w:b/>
+                <w:sz w:val="18"/>
+              </w:rPr>
+              <w:t>Situation</w:t>
+            </w:r>
+          </w:p>
+        </w:tc>
+        <w:tc>
+          <w:tcPr>
+            <w:tcW w:type="dxa" w:w="1206"/>
+          </w:tcPr>
+          <w:p>
+            <w:r>
+              <w:rPr>
+                <w:rFonts w:ascii="Calibri" w:hAnsi="Calibri" w:eastAsia="Calibri"/>
+                <w:b/>
+                <w:sz w:val="18"/>
+              </w:rPr>
+              <w:t>L</w:t>
+            </w:r>
+          </w:p>
+        </w:tc>
+        <w:tc>
+          <w:tcPr>
+            <w:tcW w:type="dxa" w:w="1206"/>
+          </w:tcPr>
+          <w:p>
+            <w:r>
+              <w:rPr>
+                <w:rFonts w:ascii="Calibri" w:hAnsi="Calibri" w:eastAsia="Calibri"/>
+                <w:b/>
+                <w:sz w:val="18"/>
+              </w:rPr>
+              <w:t>I</w:t>
+            </w:r>
+          </w:p>
+        </w:tc>
+        <w:tc>
+          <w:tcPr>
+            <w:tcW w:type="dxa" w:w="1206"/>
+          </w:tcPr>
+          <w:p>
+            <w:r>
+              <w:rPr>
+                <w:rFonts w:ascii="Calibri" w:hAnsi="Calibri" w:eastAsia="Calibri"/>
+                <w:b/>
+                <w:sz w:val="18"/>
+              </w:rPr>
+              <w:t>Score</w:t>
+            </w:r>
+          </w:p>
+        </w:tc>
+        <w:tc>
+          <w:tcPr>
+            <w:tcW w:type="dxa" w:w="1206"/>
+          </w:tcPr>
+          <w:p>
+            <w:r>
+              <w:rPr>
+                <w:rFonts w:ascii="Calibri" w:hAnsi="Calibri" w:eastAsia="Calibri"/>
+                <w:b/>
+                <w:sz w:val="18"/>
+              </w:rPr>
+              <w:t>Existing hold</w:t>
+            </w:r>
+          </w:p>
+        </w:tc>
+        <w:tc>
+          <w:tcPr>
+            <w:tcW w:type="dxa" w:w="1206"/>
+          </w:tcPr>
+          <w:p>
+            <w:r>
+              <w:rPr>
+                <w:rFonts w:ascii="Calibri" w:hAnsi="Calibri" w:eastAsia="Calibri"/>
+                <w:b/>
+                <w:sz w:val="18"/>
+              </w:rPr>
+              <w:t>Treatment</w:t>
+            </w:r>
+          </w:p>
+        </w:tc>
+        <w:tc>
+          <w:tcPr>
+            <w:tcW w:type="dxa" w:w="1206"/>
+          </w:tcPr>
+          <w:p>
+            <w:r>
+              <w:rPr>
+                <w:rFonts w:ascii="Calibri" w:hAnsi="Calibri" w:eastAsia="Calibri"/>
+                <w:b/>
+                <w:sz w:val="18"/>
+              </w:rPr>
+              <w:t>Owner</w:t>
+            </w:r>
+          </w:p>
+        </w:tc>
+      </w:tr>
+      <w:tr>
+        <w:tc>
+          <w:tcPr>
+            <w:tcW w:type="dxa" w:w="1206"/>
+          </w:tcPr>
+          <w:p>
+            <w:r>
+              <w:rPr>
+                <w:rFonts w:ascii="Calibri" w:hAnsi="Calibri" w:eastAsia="Calibri"/>
+                <w:b w:val="0"/>
+                <w:color w:val="12160F"/>
+                <w:sz w:val="18"/>
+              </w:rPr>
+              <w:t>R1</w:t>
+            </w:r>
+          </w:p>
+        </w:tc>
+        <w:tc>
+          <w:tcPr>
+            <w:tcW w:type="dxa" w:w="1206"/>
+          </w:tcPr>
+          <w:p>
+            <w:r>
+              <w:rPr>
+                <w:rFonts w:ascii="Calibri" w:hAnsi="Calibri" w:eastAsia="Calibri"/>
+                <w:b w:val="0"/>
+                <w:color w:val="12160F"/>
+                <w:sz w:val="18"/>
+              </w:rPr>
+              <w:t>Informal copilot posts or is treated as posted</w:t>
+            </w:r>
+          </w:p>
+        </w:tc>
+        <w:tc>
+          <w:tcPr>
+            <w:tcW w:type="dxa" w:w="1206"/>
+          </w:tcPr>
+          <w:p>
+            <w:r>
+              <w:rPr>
+                <w:rFonts w:ascii="Calibri" w:hAnsi="Calibri" w:eastAsia="Calibri"/>
+                <w:b w:val="0"/>
+                <w:color w:val="12160F"/>
+                <w:sz w:val="18"/>
+              </w:rPr>
+            </w:r>
+          </w:p>
+        </w:tc>
+        <w:tc>
+          <w:tcPr>
+            <w:tcW w:type="dxa" w:w="1206"/>
+          </w:tcPr>
+          <w:p>
+            <w:r>
+              <w:rPr>
+                <w:rFonts w:ascii="Calibri" w:hAnsi="Calibri" w:eastAsia="Calibri"/>
+                <w:b w:val="0"/>
+                <w:color w:val="12160F"/>
+                <w:sz w:val="18"/>
+              </w:rPr>
+            </w:r>
+          </w:p>
+        </w:tc>
+        <w:tc>
+          <w:tcPr>
+            <w:tcW w:type="dxa" w:w="1206"/>
+          </w:tcPr>
+          <w:p>
+            <w:r>
+              <w:rPr>
+                <w:rFonts w:ascii="Calibri" w:hAnsi="Calibri" w:eastAsia="Calibri"/>
+                <w:b w:val="0"/>
+                <w:color w:val="12160F"/>
+                <w:sz w:val="18"/>
+              </w:rPr>
+            </w:r>
+          </w:p>
+        </w:tc>
+        <w:tc>
+          <w:tcPr>
+            <w:tcW w:type="dxa" w:w="1206"/>
+          </w:tcPr>
+          <w:p>
+            <w:r>
+              <w:rPr>
+                <w:rFonts w:ascii="Calibri" w:hAnsi="Calibri" w:eastAsia="Calibri"/>
+                <w:b w:val="0"/>
+                <w:color w:val="12160F"/>
+                <w:sz w:val="18"/>
+              </w:rPr>
+            </w:r>
+          </w:p>
+        </w:tc>
+        <w:tc>
+          <w:tcPr>
+            <w:tcW w:type="dxa" w:w="1206"/>
+          </w:tcPr>
+          <w:p>
+            <w:r>
+              <w:rPr>
+                <w:rFonts w:ascii="Calibri" w:hAnsi="Calibri" w:eastAsia="Calibri"/>
+                <w:b w:val="0"/>
+                <w:color w:val="12160F"/>
+                <w:sz w:val="18"/>
+              </w:rPr>
+              <w:t>Off / L0 / charter</w:t>
+            </w:r>
+          </w:p>
+        </w:tc>
+        <w:tc>
+          <w:tcPr>
+            <w:tcW w:type="dxa" w:w="1206"/>
+          </w:tcPr>
+          <w:p>
+            <w:r>
+              <w:rPr>
+                <w:rFonts w:ascii="Calibri" w:hAnsi="Calibri" w:eastAsia="Calibri"/>
+                <w:b w:val="0"/>
+                <w:color w:val="12160F"/>
+                <w:sz w:val="18"/>
+              </w:rPr>
+            </w:r>
+          </w:p>
+        </w:tc>
+      </w:tr>
+      <w:tr>
+        <w:tc>
+          <w:tcPr>
+            <w:tcW w:type="dxa" w:w="1206"/>
+          </w:tcPr>
+          <w:p>
+            <w:r>
+              <w:rPr>
+                <w:rFonts w:ascii="Calibri" w:hAnsi="Calibri" w:eastAsia="Calibri"/>
+                <w:b w:val="0"/>
+                <w:color w:val="12160F"/>
+                <w:sz w:val="18"/>
+              </w:rPr>
+              <w:t>R2</w:t>
+            </w:r>
+          </w:p>
+        </w:tc>
+        <w:tc>
+          <w:tcPr>
+            <w:tcW w:type="dxa" w:w="1206"/>
+          </w:tcPr>
+          <w:p>
+            <w:r>
+              <w:rPr>
+                <w:rFonts w:ascii="Calibri" w:hAnsi="Calibri" w:eastAsia="Calibri"/>
+                <w:b w:val="0"/>
+                <w:color w:val="12160F"/>
+                <w:sz w:val="18"/>
+              </w:rPr>
+              <w:t>Packet incomplete but travels</w:t>
+            </w:r>
+          </w:p>
+        </w:tc>
+        <w:tc>
+          <w:tcPr>
+            <w:tcW w:type="dxa" w:w="1206"/>
+          </w:tcPr>
+          <w:p>
+            <w:r>
+              <w:rPr>
+                <w:rFonts w:ascii="Calibri" w:hAnsi="Calibri" w:eastAsia="Calibri"/>
+                <w:b w:val="0"/>
+                <w:color w:val="12160F"/>
+                <w:sz w:val="18"/>
+              </w:rPr>
+            </w:r>
+          </w:p>
+        </w:tc>
+        <w:tc>
+          <w:tcPr>
+            <w:tcW w:type="dxa" w:w="1206"/>
+          </w:tcPr>
+          <w:p>
+            <w:r>
+              <w:rPr>
+                <w:rFonts w:ascii="Calibri" w:hAnsi="Calibri" w:eastAsia="Calibri"/>
+                <w:b w:val="0"/>
+                <w:color w:val="12160F"/>
+                <w:sz w:val="18"/>
+              </w:rPr>
+            </w:r>
+          </w:p>
+        </w:tc>
+        <w:tc>
+          <w:tcPr>
+            <w:tcW w:type="dxa" w:w="1206"/>
+          </w:tcPr>
+          <w:p>
+            <w:r>
+              <w:rPr>
+                <w:rFonts w:ascii="Calibri" w:hAnsi="Calibri" w:eastAsia="Calibri"/>
+                <w:b w:val="0"/>
+                <w:color w:val="12160F"/>
+                <w:sz w:val="18"/>
+              </w:rPr>
+            </w:r>
+          </w:p>
+        </w:tc>
+        <w:tc>
+          <w:tcPr>
+            <w:tcW w:type="dxa" w:w="1206"/>
+          </w:tcPr>
+          <w:p>
+            <w:r>
+              <w:rPr>
+                <w:rFonts w:ascii="Calibri" w:hAnsi="Calibri" w:eastAsia="Calibri"/>
+                <w:b w:val="0"/>
+                <w:color w:val="12160F"/>
+                <w:sz w:val="18"/>
+              </w:rPr>
+            </w:r>
+          </w:p>
+        </w:tc>
+        <w:tc>
+          <w:tcPr>
+            <w:tcW w:type="dxa" w:w="1206"/>
+          </w:tcPr>
+          <w:p>
+            <w:r>
+              <w:rPr>
+                <w:rFonts w:ascii="Calibri" w:hAnsi="Calibri" w:eastAsia="Calibri"/>
+                <w:b w:val="0"/>
+                <w:color w:val="12160F"/>
+                <w:sz w:val="18"/>
+              </w:rPr>
+              <w:t>Orchestrator block</w:t>
+            </w:r>
+          </w:p>
+        </w:tc>
+        <w:tc>
+          <w:tcPr>
+            <w:tcW w:type="dxa" w:w="1206"/>
+          </w:tcPr>
+          <w:p>
+            <w:r>
+              <w:rPr>
+                <w:rFonts w:ascii="Calibri" w:hAnsi="Calibri" w:eastAsia="Calibri"/>
+                <w:b w:val="0"/>
+                <w:color w:val="12160F"/>
+                <w:sz w:val="18"/>
+              </w:rPr>
+            </w:r>
+          </w:p>
+        </w:tc>
+      </w:tr>
+      <w:tr>
+        <w:tc>
+          <w:tcPr>
+            <w:tcW w:type="dxa" w:w="1206"/>
+          </w:tcPr>
+          <w:p>
+            <w:r>
+              <w:rPr>
+                <w:rFonts w:ascii="Calibri" w:hAnsi="Calibri" w:eastAsia="Calibri"/>
+                <w:b w:val="0"/>
+                <w:color w:val="12160F"/>
+                <w:sz w:val="18"/>
+              </w:rPr>
+              <w:t>R3</w:t>
+            </w:r>
+          </w:p>
+        </w:tc>
+        <w:tc>
+          <w:tcPr>
+            <w:tcW w:type="dxa" w:w="1206"/>
+          </w:tcPr>
+          <w:p>
+            <w:r>
+              <w:rPr>
+                <w:rFonts w:ascii="Calibri" w:hAnsi="Calibri" w:eastAsia="Calibri"/>
+                <w:b w:val="0"/>
+                <w:color w:val="12160F"/>
+                <w:sz w:val="18"/>
+              </w:rPr>
+              <w:t>Dummy GR to force match</w:t>
+            </w:r>
+          </w:p>
+        </w:tc>
+        <w:tc>
+          <w:tcPr>
+            <w:tcW w:type="dxa" w:w="1206"/>
+          </w:tcPr>
+          <w:p>
+            <w:r>
+              <w:rPr>
+                <w:rFonts w:ascii="Calibri" w:hAnsi="Calibri" w:eastAsia="Calibri"/>
+                <w:b w:val="0"/>
+                <w:color w:val="12160F"/>
+                <w:sz w:val="18"/>
+              </w:rPr>
+            </w:r>
+          </w:p>
+        </w:tc>
+        <w:tc>
+          <w:tcPr>
+            <w:tcW w:type="dxa" w:w="1206"/>
+          </w:tcPr>
+          <w:p>
+            <w:r>
+              <w:rPr>
+                <w:rFonts w:ascii="Calibri" w:hAnsi="Calibri" w:eastAsia="Calibri"/>
+                <w:b w:val="0"/>
+                <w:color w:val="12160F"/>
+                <w:sz w:val="18"/>
+              </w:rPr>
+            </w:r>
+          </w:p>
+        </w:tc>
+        <w:tc>
+          <w:tcPr>
+            <w:tcW w:type="dxa" w:w="1206"/>
+          </w:tcPr>
+          <w:p>
+            <w:r>
+              <w:rPr>
+                <w:rFonts w:ascii="Calibri" w:hAnsi="Calibri" w:eastAsia="Calibri"/>
+                <w:b w:val="0"/>
+                <w:color w:val="12160F"/>
+                <w:sz w:val="18"/>
+              </w:rPr>
+            </w:r>
+          </w:p>
+        </w:tc>
+        <w:tc>
+          <w:tcPr>
+            <w:tcW w:type="dxa" w:w="1206"/>
+          </w:tcPr>
+          <w:p>
+            <w:r>
+              <w:rPr>
+                <w:rFonts w:ascii="Calibri" w:hAnsi="Calibri" w:eastAsia="Calibri"/>
+                <w:b w:val="0"/>
+                <w:color w:val="12160F"/>
+                <w:sz w:val="18"/>
+              </w:rPr>
+            </w:r>
+          </w:p>
+        </w:tc>
+        <w:tc>
+          <w:tcPr>
+            <w:tcW w:type="dxa" w:w="1206"/>
+          </w:tcPr>
+          <w:p>
+            <w:r>
+              <w:rPr>
+                <w:rFonts w:ascii="Calibri" w:hAnsi="Calibri" w:eastAsia="Calibri"/>
+                <w:b w:val="0"/>
+                <w:color w:val="12160F"/>
+                <w:sz w:val="18"/>
+              </w:rPr>
+              <w:t>SOP + language</w:t>
+            </w:r>
+          </w:p>
+        </w:tc>
+        <w:tc>
+          <w:tcPr>
+            <w:tcW w:type="dxa" w:w="1206"/>
+          </w:tcPr>
+          <w:p>
+            <w:r>
+              <w:rPr>
+                <w:rFonts w:ascii="Calibri" w:hAnsi="Calibri" w:eastAsia="Calibri"/>
+                <w:b w:val="0"/>
+                <w:color w:val="12160F"/>
+                <w:sz w:val="18"/>
+              </w:rPr>
+            </w:r>
+          </w:p>
+        </w:tc>
+      </w:tr>
+      <w:tr>
+        <w:tc>
+          <w:tcPr>
+            <w:tcW w:type="dxa" w:w="1206"/>
+          </w:tcPr>
+          <w:p>
+            <w:r>
+              <w:rPr>
+                <w:rFonts w:ascii="Calibri" w:hAnsi="Calibri" w:eastAsia="Calibri"/>
+                <w:b w:val="0"/>
+                <w:color w:val="12160F"/>
+                <w:sz w:val="18"/>
+              </w:rPr>
+              <w:t>R4</w:t>
+            </w:r>
+          </w:p>
+        </w:tc>
+        <w:tc>
+          <w:tcPr>
+            <w:tcW w:type="dxa" w:w="1206"/>
+          </w:tcPr>
+          <w:p>
+            <w:r>
+              <w:rPr>
+                <w:rFonts w:ascii="Calibri" w:hAnsi="Calibri" w:eastAsia="Calibri"/>
+                <w:b w:val="0"/>
+                <w:color w:val="12160F"/>
+                <w:sz w:val="18"/>
+              </w:rPr>
+              <w:t>Agent output used as fraud finding</w:t>
+            </w:r>
+          </w:p>
+        </w:tc>
+        <w:tc>
+          <w:tcPr>
+            <w:tcW w:type="dxa" w:w="1206"/>
+          </w:tcPr>
+          <w:p>
+            <w:r>
+              <w:rPr>
+                <w:rFonts w:ascii="Calibri" w:hAnsi="Calibri" w:eastAsia="Calibri"/>
+                <w:b w:val="0"/>
+                <w:color w:val="12160F"/>
+                <w:sz w:val="18"/>
+              </w:rPr>
+            </w:r>
+          </w:p>
+        </w:tc>
+        <w:tc>
+          <w:tcPr>
+            <w:tcW w:type="dxa" w:w="1206"/>
+          </w:tcPr>
+          <w:p>
+            <w:r>
+              <w:rPr>
+                <w:rFonts w:ascii="Calibri" w:hAnsi="Calibri" w:eastAsia="Calibri"/>
+                <w:b w:val="0"/>
+                <w:color w:val="12160F"/>
+                <w:sz w:val="18"/>
+              </w:rPr>
+            </w:r>
+          </w:p>
+        </w:tc>
+        <w:tc>
+          <w:tcPr>
+            <w:tcW w:type="dxa" w:w="1206"/>
+          </w:tcPr>
+          <w:p>
+            <w:r>
+              <w:rPr>
+                <w:rFonts w:ascii="Calibri" w:hAnsi="Calibri" w:eastAsia="Calibri"/>
+                <w:b w:val="0"/>
+                <w:color w:val="12160F"/>
+                <w:sz w:val="18"/>
+              </w:rPr>
+            </w:r>
+          </w:p>
+        </w:tc>
+        <w:tc>
+          <w:tcPr>
+            <w:tcW w:type="dxa" w:w="1206"/>
+          </w:tcPr>
+          <w:p>
+            <w:r>
+              <w:rPr>
+                <w:rFonts w:ascii="Calibri" w:hAnsi="Calibri" w:eastAsia="Calibri"/>
+                <w:b w:val="0"/>
+                <w:color w:val="12160F"/>
+                <w:sz w:val="18"/>
+              </w:rPr>
+            </w:r>
+          </w:p>
+        </w:tc>
+        <w:tc>
+          <w:tcPr>
+            <w:tcW w:type="dxa" w:w="1206"/>
+          </w:tcPr>
+          <w:p>
+            <w:r>
+              <w:rPr>
+                <w:rFonts w:ascii="Calibri" w:hAnsi="Calibri" w:eastAsia="Calibri"/>
+                <w:b w:val="0"/>
+                <w:color w:val="12160F"/>
+                <w:sz w:val="18"/>
+              </w:rPr>
+              <w:t>Language + Agent 10 L0</w:t>
+            </w:r>
+          </w:p>
+        </w:tc>
+        <w:tc>
+          <w:tcPr>
+            <w:tcW w:type="dxa" w:w="1206"/>
+          </w:tcPr>
+          <w:p>
+            <w:r>
+              <w:rPr>
+                <w:rFonts w:ascii="Calibri" w:hAnsi="Calibri" w:eastAsia="Calibri"/>
+                <w:b w:val="0"/>
+                <w:color w:val="12160F"/>
+                <w:sz w:val="18"/>
+              </w:rPr>
+            </w:r>
+          </w:p>
+        </w:tc>
+      </w:tr>
+      <w:tr>
+        <w:tc>
+          <w:tcPr>
+            <w:tcW w:type="dxa" w:w="1206"/>
+          </w:tcPr>
+          <w:p>
+            <w:r>
+              <w:rPr>
+                <w:rFonts w:ascii="Calibri" w:hAnsi="Calibri" w:eastAsia="Calibri"/>
+                <w:b w:val="0"/>
+                <w:color w:val="12160F"/>
+                <w:sz w:val="18"/>
+              </w:rPr>
+              <w:t>R5</w:t>
+            </w:r>
+          </w:p>
+        </w:tc>
+        <w:tc>
+          <w:tcPr>
+            <w:tcW w:type="dxa" w:w="1206"/>
+          </w:tcPr>
+          <w:p>
+            <w:r>
+              <w:rPr>
+                <w:rFonts w:ascii="Calibri" w:hAnsi="Calibri" w:eastAsia="Calibri"/>
+                <w:b w:val="0"/>
+                <w:color w:val="12160F"/>
+                <w:sz w:val="18"/>
+              </w:rPr>
+              <w:t>Payment annotated *and* released by same path without two humans</w:t>
+            </w:r>
+          </w:p>
+        </w:tc>
+        <w:tc>
+          <w:tcPr>
+            <w:tcW w:type="dxa" w:w="1206"/>
+          </w:tcPr>
+          <w:p>
+            <w:r>
+              <w:rPr>
+                <w:rFonts w:ascii="Calibri" w:hAnsi="Calibri" w:eastAsia="Calibri"/>
+                <w:b w:val="0"/>
+                <w:color w:val="12160F"/>
+                <w:sz w:val="18"/>
+              </w:rPr>
+            </w:r>
+          </w:p>
+        </w:tc>
+        <w:tc>
+          <w:tcPr>
+            <w:tcW w:type="dxa" w:w="1206"/>
+          </w:tcPr>
+          <w:p>
+            <w:r>
+              <w:rPr>
+                <w:rFonts w:ascii="Calibri" w:hAnsi="Calibri" w:eastAsia="Calibri"/>
+                <w:b w:val="0"/>
+                <w:color w:val="12160F"/>
+                <w:sz w:val="18"/>
+              </w:rPr>
+            </w:r>
+          </w:p>
+        </w:tc>
+        <w:tc>
+          <w:tcPr>
+            <w:tcW w:type="dxa" w:w="1206"/>
+          </w:tcPr>
+          <w:p>
+            <w:r>
+              <w:rPr>
+                <w:rFonts w:ascii="Calibri" w:hAnsi="Calibri" w:eastAsia="Calibri"/>
+                <w:b w:val="0"/>
+                <w:color w:val="12160F"/>
+                <w:sz w:val="18"/>
+              </w:rPr>
+            </w:r>
+          </w:p>
+        </w:tc>
+        <w:tc>
+          <w:tcPr>
+            <w:tcW w:type="dxa" w:w="1206"/>
+          </w:tcPr>
+          <w:p>
+            <w:r>
+              <w:rPr>
+                <w:rFonts w:ascii="Calibri" w:hAnsi="Calibri" w:eastAsia="Calibri"/>
+                <w:b w:val="0"/>
+                <w:color w:val="12160F"/>
+                <w:sz w:val="18"/>
+              </w:rPr>
+            </w:r>
+          </w:p>
+        </w:tc>
+        <w:tc>
+          <w:tcPr>
+            <w:tcW w:type="dxa" w:w="1206"/>
+          </w:tcPr>
+          <w:p>
+            <w:r>
+              <w:rPr>
+                <w:rFonts w:ascii="Calibri" w:hAnsi="Calibri" w:eastAsia="Calibri"/>
+                <w:b w:val="0"/>
+                <w:color w:val="12160F"/>
+                <w:sz w:val="18"/>
+              </w:rPr>
+              <w:t>Do not open 12; C1 test</w:t>
+            </w:r>
+          </w:p>
+        </w:tc>
+        <w:tc>
+          <w:tcPr>
+            <w:tcW w:type="dxa" w:w="1206"/>
+          </w:tcPr>
+          <w:p>
+            <w:r>
+              <w:rPr>
+                <w:rFonts w:ascii="Calibri" w:hAnsi="Calibri" w:eastAsia="Calibri"/>
+                <w:b w:val="0"/>
+                <w:color w:val="12160F"/>
+                <w:sz w:val="18"/>
+              </w:rPr>
+            </w:r>
+          </w:p>
+        </w:tc>
+      </w:tr>
+      <w:tr>
+        <w:tc>
+          <w:tcPr>
+            <w:tcW w:type="dxa" w:w="1206"/>
+          </w:tcPr>
+          <w:p>
+            <w:r>
+              <w:rPr>
+                <w:rFonts w:ascii="Calibri" w:hAnsi="Calibri" w:eastAsia="Calibri"/>
+                <w:b w:val="0"/>
+                <w:color w:val="12160F"/>
+                <w:sz w:val="18"/>
+              </w:rPr>
+              <w:t>R6</w:t>
+            </w:r>
+          </w:p>
+        </w:tc>
+        <w:tc>
+          <w:tcPr>
+            <w:tcW w:type="dxa" w:w="1206"/>
+          </w:tcPr>
+          <w:p>
+            <w:r>
+              <w:rPr>
+                <w:rFonts w:ascii="Calibri" w:hAnsi="Calibri" w:eastAsia="Calibri"/>
+                <w:b w:val="0"/>
+                <w:color w:val="12160F"/>
+                <w:sz w:val="18"/>
+              </w:rPr>
+              <w:t>Vendor bank change from an agent pack without dual control</w:t>
+            </w:r>
+          </w:p>
+        </w:tc>
+        <w:tc>
+          <w:tcPr>
+            <w:tcW w:type="dxa" w:w="1206"/>
+          </w:tcPr>
+          <w:p>
+            <w:r>
+              <w:rPr>
+                <w:rFonts w:ascii="Calibri" w:hAnsi="Calibri" w:eastAsia="Calibri"/>
+                <w:b w:val="0"/>
+                <w:color w:val="12160F"/>
+                <w:sz w:val="18"/>
+              </w:rPr>
+            </w:r>
+          </w:p>
+        </w:tc>
+        <w:tc>
+          <w:tcPr>
+            <w:tcW w:type="dxa" w:w="1206"/>
+          </w:tcPr>
+          <w:p>
+            <w:r>
+              <w:rPr>
+                <w:rFonts w:ascii="Calibri" w:hAnsi="Calibri" w:eastAsia="Calibri"/>
+                <w:b w:val="0"/>
+                <w:color w:val="12160F"/>
+                <w:sz w:val="18"/>
+              </w:rPr>
+            </w:r>
+          </w:p>
+        </w:tc>
+        <w:tc>
+          <w:tcPr>
+            <w:tcW w:type="dxa" w:w="1206"/>
+          </w:tcPr>
+          <w:p>
+            <w:r>
+              <w:rPr>
+                <w:rFonts w:ascii="Calibri" w:hAnsi="Calibri" w:eastAsia="Calibri"/>
+                <w:b w:val="0"/>
+                <w:color w:val="12160F"/>
+                <w:sz w:val="18"/>
+              </w:rPr>
+            </w:r>
+          </w:p>
+        </w:tc>
+        <w:tc>
+          <w:tcPr>
+            <w:tcW w:type="dxa" w:w="1206"/>
+          </w:tcPr>
+          <w:p>
+            <w:r>
+              <w:rPr>
+                <w:rFonts w:ascii="Calibri" w:hAnsi="Calibri" w:eastAsia="Calibri"/>
+                <w:b w:val="0"/>
+                <w:color w:val="12160F"/>
+                <w:sz w:val="18"/>
+              </w:rPr>
+            </w:r>
+          </w:p>
+        </w:tc>
+        <w:tc>
+          <w:tcPr>
+            <w:tcW w:type="dxa" w:w="1206"/>
+          </w:tcPr>
+          <w:p>
+            <w:r>
+              <w:rPr>
+                <w:rFonts w:ascii="Calibri" w:hAnsi="Calibri" w:eastAsia="Calibri"/>
+                <w:b w:val="0"/>
+                <w:color w:val="12160F"/>
+                <w:sz w:val="18"/>
+              </w:rPr>
+              <w:t>Pack only; dual human</w:t>
+            </w:r>
+          </w:p>
+        </w:tc>
+        <w:tc>
+          <w:tcPr>
+            <w:tcW w:type="dxa" w:w="1206"/>
+          </w:tcPr>
+          <w:p>
+            <w:r>
+              <w:rPr>
+                <w:rFonts w:ascii="Calibri" w:hAnsi="Calibri" w:eastAsia="Calibri"/>
+                <w:b w:val="0"/>
+                <w:color w:val="12160F"/>
+                <w:sz w:val="18"/>
+              </w:rPr>
+            </w:r>
+          </w:p>
+        </w:tc>
+      </w:tr>
+      <w:tr>
+        <w:tc>
+          <w:tcPr>
+            <w:tcW w:type="dxa" w:w="1206"/>
+          </w:tcPr>
+          <w:p>
+            <w:r>
+              <w:rPr>
+                <w:rFonts w:ascii="Calibri" w:hAnsi="Calibri" w:eastAsia="Calibri"/>
+                <w:b w:val="0"/>
+                <w:color w:val="12160F"/>
+                <w:sz w:val="18"/>
+              </w:rPr>
+              <w:t>R7</w:t>
+            </w:r>
+          </w:p>
+        </w:tc>
+        <w:tc>
+          <w:tcPr>
+            <w:tcW w:type="dxa" w:w="1206"/>
+          </w:tcPr>
+          <w:p>
+            <w:r>
+              <w:rPr>
+                <w:rFonts w:ascii="Calibri" w:hAnsi="Calibri" w:eastAsia="Calibri"/>
+                <w:b w:val="0"/>
+                <w:color w:val="12160F"/>
+                <w:sz w:val="18"/>
+              </w:rPr>
+              <w:t>DOA climb by Orchestrator</w:t>
+            </w:r>
+          </w:p>
+        </w:tc>
+        <w:tc>
+          <w:tcPr>
+            <w:tcW w:type="dxa" w:w="1206"/>
+          </w:tcPr>
+          <w:p>
+            <w:r>
+              <w:rPr>
+                <w:rFonts w:ascii="Calibri" w:hAnsi="Calibri" w:eastAsia="Calibri"/>
+                <w:b w:val="0"/>
+                <w:color w:val="12160F"/>
+                <w:sz w:val="18"/>
+              </w:rPr>
+            </w:r>
+          </w:p>
+        </w:tc>
+        <w:tc>
+          <w:tcPr>
+            <w:tcW w:type="dxa" w:w="1206"/>
+          </w:tcPr>
+          <w:p>
+            <w:r>
+              <w:rPr>
+                <w:rFonts w:ascii="Calibri" w:hAnsi="Calibri" w:eastAsia="Calibri"/>
+                <w:b w:val="0"/>
+                <w:color w:val="12160F"/>
+                <w:sz w:val="18"/>
+              </w:rPr>
+            </w:r>
+          </w:p>
+        </w:tc>
+        <w:tc>
+          <w:tcPr>
+            <w:tcW w:type="dxa" w:w="1206"/>
+          </w:tcPr>
+          <w:p>
+            <w:r>
+              <w:rPr>
+                <w:rFonts w:ascii="Calibri" w:hAnsi="Calibri" w:eastAsia="Calibri"/>
+                <w:b w:val="0"/>
+                <w:color w:val="12160F"/>
+                <w:sz w:val="18"/>
+              </w:rPr>
+            </w:r>
+          </w:p>
+        </w:tc>
+        <w:tc>
+          <w:tcPr>
+            <w:tcW w:type="dxa" w:w="1206"/>
+          </w:tcPr>
+          <w:p>
+            <w:r>
+              <w:rPr>
+                <w:rFonts w:ascii="Calibri" w:hAnsi="Calibri" w:eastAsia="Calibri"/>
+                <w:b w:val="0"/>
+                <w:color w:val="12160F"/>
+                <w:sz w:val="18"/>
+              </w:rPr>
+            </w:r>
+          </w:p>
+        </w:tc>
+        <w:tc>
+          <w:tcPr>
+            <w:tcW w:type="dxa" w:w="1206"/>
+          </w:tcPr>
+          <w:p>
+            <w:r>
+              <w:rPr>
+                <w:rFonts w:ascii="Calibri" w:hAnsi="Calibri" w:eastAsia="Calibri"/>
+                <w:b w:val="0"/>
+                <w:color w:val="12160F"/>
+                <w:sz w:val="18"/>
+              </w:rPr>
+              <w:t>Exclusion</w:t>
+            </w:r>
+          </w:p>
+        </w:tc>
+        <w:tc>
+          <w:tcPr>
+            <w:tcW w:type="dxa" w:w="1206"/>
+          </w:tcPr>
+          <w:p>
+            <w:r>
+              <w:rPr>
+                <w:rFonts w:ascii="Calibri" w:hAnsi="Calibri" w:eastAsia="Calibri"/>
+                <w:b w:val="0"/>
+                <w:color w:val="12160F"/>
+                <w:sz w:val="18"/>
+              </w:rPr>
+            </w:r>
+          </w:p>
+        </w:tc>
+      </w:tr>
+      <w:tr>
+        <w:tc>
+          <w:tcPr>
+            <w:tcW w:type="dxa" w:w="1206"/>
+          </w:tcPr>
+          <w:p>
+            <w:r>
+              <w:rPr>
+                <w:rFonts w:ascii="Calibri" w:hAnsi="Calibri" w:eastAsia="Calibri"/>
+                <w:b w:val="0"/>
+                <w:color w:val="12160F"/>
+                <w:sz w:val="18"/>
+              </w:rPr>
+              <w:t>R8</w:t>
+            </w:r>
+          </w:p>
+        </w:tc>
+        <w:tc>
+          <w:tcPr>
+            <w:tcW w:type="dxa" w:w="1206"/>
+          </w:tcPr>
+          <w:p>
+            <w:r>
+              <w:rPr>
+                <w:rFonts w:ascii="Calibri" w:hAnsi="Calibri" w:eastAsia="Calibri"/>
+                <w:b w:val="0"/>
+                <w:color w:val="12160F"/>
+                <w:sz w:val="18"/>
+              </w:rPr>
+              <w:t>Shared login / unlogged service account</w:t>
+            </w:r>
+          </w:p>
+        </w:tc>
+        <w:tc>
+          <w:tcPr>
+            <w:tcW w:type="dxa" w:w="1206"/>
+          </w:tcPr>
+          <w:p>
+            <w:r>
+              <w:rPr>
+                <w:rFonts w:ascii="Calibri" w:hAnsi="Calibri" w:eastAsia="Calibri"/>
+                <w:b w:val="0"/>
+                <w:color w:val="12160F"/>
+                <w:sz w:val="18"/>
+              </w:rPr>
+            </w:r>
+          </w:p>
+        </w:tc>
+        <w:tc>
+          <w:tcPr>
+            <w:tcW w:type="dxa" w:w="1206"/>
+          </w:tcPr>
+          <w:p>
+            <w:r>
+              <w:rPr>
+                <w:rFonts w:ascii="Calibri" w:hAnsi="Calibri" w:eastAsia="Calibri"/>
+                <w:b w:val="0"/>
+                <w:color w:val="12160F"/>
+                <w:sz w:val="18"/>
+              </w:rPr>
+            </w:r>
+          </w:p>
+        </w:tc>
+        <w:tc>
+          <w:tcPr>
+            <w:tcW w:type="dxa" w:w="1206"/>
+          </w:tcPr>
+          <w:p>
+            <w:r>
+              <w:rPr>
+                <w:rFonts w:ascii="Calibri" w:hAnsi="Calibri" w:eastAsia="Calibri"/>
+                <w:b w:val="0"/>
+                <w:color w:val="12160F"/>
+                <w:sz w:val="18"/>
+              </w:rPr>
+            </w:r>
+          </w:p>
+        </w:tc>
+        <w:tc>
+          <w:tcPr>
+            <w:tcW w:type="dxa" w:w="1206"/>
+          </w:tcPr>
+          <w:p>
+            <w:r>
+              <w:rPr>
+                <w:rFonts w:ascii="Calibri" w:hAnsi="Calibri" w:eastAsia="Calibri"/>
+                <w:b w:val="0"/>
+                <w:color w:val="12160F"/>
+                <w:sz w:val="18"/>
+              </w:rPr>
+            </w:r>
+          </w:p>
+        </w:tc>
+        <w:tc>
+          <w:tcPr>
+            <w:tcW w:type="dxa" w:w="1206"/>
+          </w:tcPr>
+          <w:p>
+            <w:r>
+              <w:rPr>
+                <w:rFonts w:ascii="Calibri" w:hAnsi="Calibri" w:eastAsia="Calibri"/>
+                <w:b w:val="0"/>
+                <w:color w:val="12160F"/>
+                <w:sz w:val="18"/>
+              </w:rPr>
+              <w:t>IAM gate</w:t>
+            </w:r>
+          </w:p>
+        </w:tc>
+        <w:tc>
+          <w:tcPr>
+            <w:tcW w:type="dxa" w:w="1206"/>
+          </w:tcPr>
+          <w:p>
+            <w:r>
+              <w:rPr>
+                <w:rFonts w:ascii="Calibri" w:hAnsi="Calibri" w:eastAsia="Calibri"/>
+                <w:b w:val="0"/>
+                <w:color w:val="12160F"/>
+                <w:sz w:val="18"/>
+              </w:rPr>
+            </w:r>
+          </w:p>
+        </w:tc>
+      </w:tr>
+      <w:tr>
+        <w:tc>
+          <w:tcPr>
+            <w:tcW w:type="dxa" w:w="1206"/>
+          </w:tcPr>
+          <w:p>
+            <w:r>
+              <w:rPr>
+                <w:rFonts w:ascii="Calibri" w:hAnsi="Calibri" w:eastAsia="Calibri"/>
+                <w:b w:val="0"/>
+                <w:color w:val="12160F"/>
+                <w:sz w:val="18"/>
+              </w:rPr>
+              <w:t>R9</w:t>
+            </w:r>
+          </w:p>
+        </w:tc>
+        <w:tc>
+          <w:tcPr>
+            <w:tcW w:type="dxa" w:w="1206"/>
+          </w:tcPr>
+          <w:p>
+            <w:r>
+              <w:rPr>
+                <w:rFonts w:ascii="Calibri" w:hAnsi="Calibri" w:eastAsia="Calibri"/>
+                <w:b w:val="0"/>
+                <w:color w:val="12160F"/>
+                <w:sz w:val="18"/>
+              </w:rPr>
+              <w:t>Prompt change alters behaviour silently</w:t>
+            </w:r>
+          </w:p>
+        </w:tc>
+        <w:tc>
+          <w:tcPr>
+            <w:tcW w:type="dxa" w:w="1206"/>
+          </w:tcPr>
+          <w:p>
+            <w:r>
+              <w:rPr>
+                <w:rFonts w:ascii="Calibri" w:hAnsi="Calibri" w:eastAsia="Calibri"/>
+                <w:b w:val="0"/>
+                <w:color w:val="12160F"/>
+                <w:sz w:val="18"/>
+              </w:rPr>
+            </w:r>
+          </w:p>
+        </w:tc>
+        <w:tc>
+          <w:tcPr>
+            <w:tcW w:type="dxa" w:w="1206"/>
+          </w:tcPr>
+          <w:p>
+            <w:r>
+              <w:rPr>
+                <w:rFonts w:ascii="Calibri" w:hAnsi="Calibri" w:eastAsia="Calibri"/>
+                <w:b w:val="0"/>
+                <w:color w:val="12160F"/>
+                <w:sz w:val="18"/>
+              </w:rPr>
+            </w:r>
+          </w:p>
+        </w:tc>
+        <w:tc>
+          <w:tcPr>
+            <w:tcW w:type="dxa" w:w="1206"/>
+          </w:tcPr>
+          <w:p>
+            <w:r>
+              <w:rPr>
+                <w:rFonts w:ascii="Calibri" w:hAnsi="Calibri" w:eastAsia="Calibri"/>
+                <w:b w:val="0"/>
+                <w:color w:val="12160F"/>
+                <w:sz w:val="18"/>
+              </w:rPr>
+            </w:r>
+          </w:p>
+        </w:tc>
+        <w:tc>
+          <w:tcPr>
+            <w:tcW w:type="dxa" w:w="1206"/>
+          </w:tcPr>
+          <w:p>
+            <w:r>
+              <w:rPr>
+                <w:rFonts w:ascii="Calibri" w:hAnsi="Calibri" w:eastAsia="Calibri"/>
+                <w:b w:val="0"/>
+                <w:color w:val="12160F"/>
+                <w:sz w:val="18"/>
+              </w:rPr>
+            </w:r>
+          </w:p>
+        </w:tc>
+        <w:tc>
+          <w:tcPr>
+            <w:tcW w:type="dxa" w:w="1206"/>
+          </w:tcPr>
+          <w:p>
+            <w:r>
+              <w:rPr>
+                <w:rFonts w:ascii="Calibri" w:hAnsi="Calibri" w:eastAsia="Calibri"/>
+                <w:b w:val="0"/>
+                <w:color w:val="12160F"/>
+                <w:sz w:val="18"/>
+              </w:rPr>
+              <w:t>Change control</w:t>
+            </w:r>
+          </w:p>
+        </w:tc>
+        <w:tc>
+          <w:tcPr>
+            <w:tcW w:type="dxa" w:w="1206"/>
+          </w:tcPr>
+          <w:p>
+            <w:r>
+              <w:rPr>
+                <w:rFonts w:ascii="Calibri" w:hAnsi="Calibri" w:eastAsia="Calibri"/>
+                <w:b w:val="0"/>
+                <w:color w:val="12160F"/>
+                <w:sz w:val="18"/>
+              </w:rPr>
+            </w:r>
+          </w:p>
+        </w:tc>
+      </w:tr>
+      <w:tr>
+        <w:tc>
+          <w:tcPr>
+            <w:tcW w:type="dxa" w:w="1206"/>
+          </w:tcPr>
+          <w:p>
+            <w:r>
+              <w:rPr>
+                <w:rFonts w:ascii="Calibri" w:hAnsi="Calibri" w:eastAsia="Calibri"/>
+                <w:b w:val="0"/>
+                <w:color w:val="12160F"/>
+                <w:sz w:val="18"/>
+              </w:rPr>
+              <w:t>R10</w:t>
+            </w:r>
+          </w:p>
+        </w:tc>
+        <w:tc>
+          <w:tcPr>
+            <w:tcW w:type="dxa" w:w="1206"/>
+          </w:tcPr>
+          <w:p>
+            <w:r>
+              <w:rPr>
+                <w:rFonts w:ascii="Calibri" w:hAnsi="Calibri" w:eastAsia="Calibri"/>
+                <w:b w:val="0"/>
+                <w:color w:val="12160F"/>
+                <w:sz w:val="18"/>
+              </w:rPr>
+              <w:t>Silent scope (new entity, new doc type)</w:t>
+            </w:r>
+          </w:p>
+        </w:tc>
+        <w:tc>
+          <w:tcPr>
+            <w:tcW w:type="dxa" w:w="1206"/>
+          </w:tcPr>
+          <w:p>
+            <w:r>
+              <w:rPr>
+                <w:rFonts w:ascii="Calibri" w:hAnsi="Calibri" w:eastAsia="Calibri"/>
+                <w:b w:val="0"/>
+                <w:color w:val="12160F"/>
+                <w:sz w:val="18"/>
+              </w:rPr>
+            </w:r>
+          </w:p>
+        </w:tc>
+        <w:tc>
+          <w:tcPr>
+            <w:tcW w:type="dxa" w:w="1206"/>
+          </w:tcPr>
+          <w:p>
+            <w:r>
+              <w:rPr>
+                <w:rFonts w:ascii="Calibri" w:hAnsi="Calibri" w:eastAsia="Calibri"/>
+                <w:b w:val="0"/>
+                <w:color w:val="12160F"/>
+                <w:sz w:val="18"/>
+              </w:rPr>
+            </w:r>
+          </w:p>
+        </w:tc>
+        <w:tc>
+          <w:tcPr>
+            <w:tcW w:type="dxa" w:w="1206"/>
+          </w:tcPr>
+          <w:p>
+            <w:r>
+              <w:rPr>
+                <w:rFonts w:ascii="Calibri" w:hAnsi="Calibri" w:eastAsia="Calibri"/>
+                <w:b w:val="0"/>
+                <w:color w:val="12160F"/>
+                <w:sz w:val="18"/>
+              </w:rPr>
+            </w:r>
+          </w:p>
+        </w:tc>
+        <w:tc>
+          <w:tcPr>
+            <w:tcW w:type="dxa" w:w="1206"/>
+          </w:tcPr>
+          <w:p>
+            <w:r>
+              <w:rPr>
+                <w:rFonts w:ascii="Calibri" w:hAnsi="Calibri" w:eastAsia="Calibri"/>
+                <w:b w:val="0"/>
+                <w:color w:val="12160F"/>
+                <w:sz w:val="18"/>
+              </w:rPr>
+            </w:r>
+          </w:p>
+        </w:tc>
+        <w:tc>
+          <w:tcPr>
+            <w:tcW w:type="dxa" w:w="1206"/>
+          </w:tcPr>
+          <w:p>
+            <w:r>
+              <w:rPr>
+                <w:rFonts w:ascii="Calibri" w:hAnsi="Calibri" w:eastAsia="Calibri"/>
+                <w:b w:val="0"/>
+                <w:color w:val="12160F"/>
+                <w:sz w:val="18"/>
+              </w:rPr>
+              <w:t>Coverage report</w:t>
+            </w:r>
+          </w:p>
+        </w:tc>
+        <w:tc>
+          <w:tcPr>
+            <w:tcW w:type="dxa" w:w="1206"/>
+          </w:tcPr>
+          <w:p>
+            <w:r>
+              <w:rPr>
+                <w:rFonts w:ascii="Calibri" w:hAnsi="Calibri" w:eastAsia="Calibri"/>
+                <w:b w:val="0"/>
+                <w:color w:val="12160F"/>
+                <w:sz w:val="18"/>
+              </w:rPr>
+            </w:r>
+          </w:p>
+        </w:tc>
+      </w:tr>
+      <w:tr>
+        <w:tc>
+          <w:tcPr>
+            <w:tcW w:type="dxa" w:w="1206"/>
+          </w:tcPr>
+          <w:p>
+            <w:r>
+              <w:rPr>
+                <w:rFonts w:ascii="Calibri" w:hAnsi="Calibri" w:eastAsia="Calibri"/>
+                <w:b w:val="0"/>
+                <w:color w:val="12160F"/>
+                <w:sz w:val="18"/>
+              </w:rPr>
+              <w:t>R11</w:t>
+            </w:r>
+          </w:p>
+        </w:tc>
+        <w:tc>
+          <w:tcPr>
+            <w:tcW w:type="dxa" w:w="1206"/>
+          </w:tcPr>
+          <w:p>
+            <w:r>
+              <w:rPr>
+                <w:rFonts w:ascii="Calibri" w:hAnsi="Calibri" w:eastAsia="Calibri"/>
+                <w:b w:val="0"/>
+                <w:color w:val="12160F"/>
+                <w:sz w:val="18"/>
+              </w:rPr>
+              <w:t>Staffing gap “solved” by autonomy</w:t>
+            </w:r>
+          </w:p>
+        </w:tc>
+        <w:tc>
+          <w:tcPr>
+            <w:tcW w:type="dxa" w:w="1206"/>
+          </w:tcPr>
+          <w:p>
+            <w:r>
+              <w:rPr>
+                <w:rFonts w:ascii="Calibri" w:hAnsi="Calibri" w:eastAsia="Calibri"/>
+                <w:b w:val="0"/>
+                <w:color w:val="12160F"/>
+                <w:sz w:val="18"/>
+              </w:rPr>
+            </w:r>
+          </w:p>
+        </w:tc>
+        <w:tc>
+          <w:tcPr>
+            <w:tcW w:type="dxa" w:w="1206"/>
+          </w:tcPr>
+          <w:p>
+            <w:r>
+              <w:rPr>
+                <w:rFonts w:ascii="Calibri" w:hAnsi="Calibri" w:eastAsia="Calibri"/>
+                <w:b w:val="0"/>
+                <w:color w:val="12160F"/>
+                <w:sz w:val="18"/>
+              </w:rPr>
+            </w:r>
+          </w:p>
+        </w:tc>
+        <w:tc>
+          <w:tcPr>
+            <w:tcW w:type="dxa" w:w="1206"/>
+          </w:tcPr>
+          <w:p>
+            <w:r>
+              <w:rPr>
+                <w:rFonts w:ascii="Calibri" w:hAnsi="Calibri" w:eastAsia="Calibri"/>
+                <w:b w:val="0"/>
+                <w:color w:val="12160F"/>
+                <w:sz w:val="18"/>
+              </w:rPr>
+            </w:r>
+          </w:p>
+        </w:tc>
+        <w:tc>
+          <w:tcPr>
+            <w:tcW w:type="dxa" w:w="1206"/>
+          </w:tcPr>
+          <w:p>
+            <w:r>
+              <w:rPr>
+                <w:rFonts w:ascii="Calibri" w:hAnsi="Calibri" w:eastAsia="Calibri"/>
+                <w:b w:val="0"/>
+                <w:color w:val="12160F"/>
+                <w:sz w:val="18"/>
+              </w:rPr>
+            </w:r>
+          </w:p>
+        </w:tc>
+        <w:tc>
+          <w:tcPr>
+            <w:tcW w:type="dxa" w:w="1206"/>
+          </w:tcPr>
+          <w:p>
+            <w:r>
+              <w:rPr>
+                <w:rFonts w:ascii="Calibri" w:hAnsi="Calibri" w:eastAsia="Calibri"/>
+                <w:b w:val="0"/>
+                <w:color w:val="12160F"/>
+                <w:sz w:val="18"/>
+              </w:rPr>
+              <w:t>Queue waits</w:t>
+            </w:r>
+          </w:p>
+        </w:tc>
+        <w:tc>
+          <w:tcPr>
+            <w:tcW w:type="dxa" w:w="1206"/>
+          </w:tcPr>
+          <w:p>
+            <w:r>
+              <w:rPr>
+                <w:rFonts w:ascii="Calibri" w:hAnsi="Calibri" w:eastAsia="Calibri"/>
+                <w:b w:val="0"/>
+                <w:color w:val="12160F"/>
+                <w:sz w:val="18"/>
+              </w:rPr>
+            </w:r>
+          </w:p>
+        </w:tc>
+      </w:tr>
+      <w:tr>
+        <w:tc>
+          <w:tcPr>
+            <w:tcW w:type="dxa" w:w="1206"/>
+          </w:tcPr>
+          <w:p>
+            <w:r>
+              <w:rPr>
+                <w:rFonts w:ascii="Calibri" w:hAnsi="Calibri" w:eastAsia="Calibri"/>
+                <w:b w:val="0"/>
+                <w:color w:val="12160F"/>
+                <w:sz w:val="18"/>
+              </w:rPr>
+              <w:t>R12</w:t>
+            </w:r>
+          </w:p>
+        </w:tc>
+        <w:tc>
+          <w:tcPr>
+            <w:tcW w:type="dxa" w:w="1206"/>
+          </w:tcPr>
+          <w:p>
+            <w:r>
+              <w:rPr>
+                <w:rFonts w:ascii="Calibri" w:hAnsi="Calibri" w:eastAsia="Calibri"/>
+                <w:b w:val="0"/>
+                <w:color w:val="12160F"/>
+                <w:sz w:val="18"/>
+              </w:rPr>
+              <w:t>Savings target drives gate-skipping</w:t>
+            </w:r>
+          </w:p>
+        </w:tc>
+        <w:tc>
+          <w:tcPr>
+            <w:tcW w:type="dxa" w:w="1206"/>
+          </w:tcPr>
+          <w:p>
+            <w:r>
+              <w:rPr>
+                <w:rFonts w:ascii="Calibri" w:hAnsi="Calibri" w:eastAsia="Calibri"/>
+                <w:b w:val="0"/>
+                <w:color w:val="12160F"/>
+                <w:sz w:val="18"/>
+              </w:rPr>
+            </w:r>
+          </w:p>
+        </w:tc>
+        <w:tc>
+          <w:tcPr>
+            <w:tcW w:type="dxa" w:w="1206"/>
+          </w:tcPr>
+          <w:p>
+            <w:r>
+              <w:rPr>
+                <w:rFonts w:ascii="Calibri" w:hAnsi="Calibri" w:eastAsia="Calibri"/>
+                <w:b w:val="0"/>
+                <w:color w:val="12160F"/>
+                <w:sz w:val="18"/>
+              </w:rPr>
+            </w:r>
+          </w:p>
+        </w:tc>
+        <w:tc>
+          <w:tcPr>
+            <w:tcW w:type="dxa" w:w="1206"/>
+          </w:tcPr>
+          <w:p>
+            <w:r>
+              <w:rPr>
+                <w:rFonts w:ascii="Calibri" w:hAnsi="Calibri" w:eastAsia="Calibri"/>
+                <w:b w:val="0"/>
+                <w:color w:val="12160F"/>
+                <w:sz w:val="18"/>
+              </w:rPr>
+            </w:r>
+          </w:p>
+        </w:tc>
+        <w:tc>
+          <w:tcPr>
+            <w:tcW w:type="dxa" w:w="1206"/>
+          </w:tcPr>
+          <w:p>
+            <w:r>
+              <w:rPr>
+                <w:rFonts w:ascii="Calibri" w:hAnsi="Calibri" w:eastAsia="Calibri"/>
+                <w:b w:val="0"/>
+                <w:color w:val="12160F"/>
+                <w:sz w:val="18"/>
+              </w:rPr>
+            </w:r>
+          </w:p>
+        </w:tc>
+        <w:tc>
+          <w:tcPr>
+            <w:tcW w:type="dxa" w:w="1206"/>
+          </w:tcPr>
+          <w:p>
+            <w:r>
+              <w:rPr>
+                <w:rFonts w:ascii="Calibri" w:hAnsi="Calibri" w:eastAsia="Calibri"/>
+                <w:b w:val="0"/>
+                <w:color w:val="12160F"/>
+                <w:sz w:val="18"/>
+              </w:rPr>
+              <w:t>Refuse target</w:t>
+            </w:r>
+          </w:p>
+        </w:tc>
+        <w:tc>
+          <w:tcPr>
+            <w:tcW w:type="dxa" w:w="1206"/>
+          </w:tcPr>
+          <w:p>
+            <w:r>
+              <w:rPr>
+                <w:rFonts w:ascii="Calibri" w:hAnsi="Calibri" w:eastAsia="Calibri"/>
+                <w:b w:val="0"/>
+                <w:color w:val="12160F"/>
+                <w:sz w:val="18"/>
+              </w:rPr>
+            </w:r>
+          </w:p>
+        </w:tc>
+      </w:tr>
+      <w:tr>
+        <w:tc>
+          <w:tcPr>
+            <w:tcW w:type="dxa" w:w="1206"/>
+          </w:tcPr>
+          <w:p>
+            <w:r>
+              <w:rPr>
+                <w:rFonts w:ascii="Calibri" w:hAnsi="Calibri" w:eastAsia="Calibri"/>
+                <w:b w:val="0"/>
+                <w:color w:val="12160F"/>
+                <w:sz w:val="18"/>
+              </w:rPr>
+              <w:t>R13</w:t>
+            </w:r>
+          </w:p>
+        </w:tc>
+        <w:tc>
+          <w:tcPr>
+            <w:tcW w:type="dxa" w:w="1206"/>
+          </w:tcPr>
+          <w:p>
+            <w:r>
+              <w:rPr>
+                <w:rFonts w:ascii="Calibri" w:hAnsi="Calibri" w:eastAsia="Calibri"/>
+                <w:b w:val="0"/>
+                <w:color w:val="12160F"/>
+                <w:sz w:val="18"/>
+              </w:rPr>
+              <w:t>Model wrong on tax *position*</w:t>
+            </w:r>
+          </w:p>
+        </w:tc>
+        <w:tc>
+          <w:tcPr>
+            <w:tcW w:type="dxa" w:w="1206"/>
+          </w:tcPr>
+          <w:p>
+            <w:r>
+              <w:rPr>
+                <w:rFonts w:ascii="Calibri" w:hAnsi="Calibri" w:eastAsia="Calibri"/>
+                <w:b w:val="0"/>
+                <w:color w:val="12160F"/>
+                <w:sz w:val="18"/>
+              </w:rPr>
+            </w:r>
+          </w:p>
+        </w:tc>
+        <w:tc>
+          <w:tcPr>
+            <w:tcW w:type="dxa" w:w="1206"/>
+          </w:tcPr>
+          <w:p>
+            <w:r>
+              <w:rPr>
+                <w:rFonts w:ascii="Calibri" w:hAnsi="Calibri" w:eastAsia="Calibri"/>
+                <w:b w:val="0"/>
+                <w:color w:val="12160F"/>
+                <w:sz w:val="18"/>
+              </w:rPr>
+            </w:r>
+          </w:p>
+        </w:tc>
+        <w:tc>
+          <w:tcPr>
+            <w:tcW w:type="dxa" w:w="1206"/>
+          </w:tcPr>
+          <w:p>
+            <w:r>
+              <w:rPr>
+                <w:rFonts w:ascii="Calibri" w:hAnsi="Calibri" w:eastAsia="Calibri"/>
+                <w:b w:val="0"/>
+                <w:color w:val="12160F"/>
+                <w:sz w:val="18"/>
+              </w:rPr>
+            </w:r>
+          </w:p>
+        </w:tc>
+        <w:tc>
+          <w:tcPr>
+            <w:tcW w:type="dxa" w:w="1206"/>
+          </w:tcPr>
+          <w:p>
+            <w:r>
+              <w:rPr>
+                <w:rFonts w:ascii="Calibri" w:hAnsi="Calibri" w:eastAsia="Calibri"/>
+                <w:b w:val="0"/>
+                <w:color w:val="12160F"/>
+                <w:sz w:val="18"/>
+              </w:rPr>
+            </w:r>
+          </w:p>
+        </w:tc>
+        <w:tc>
+          <w:tcPr>
+            <w:tcW w:type="dxa" w:w="1206"/>
+          </w:tcPr>
+          <w:p>
+            <w:r>
+              <w:rPr>
+                <w:rFonts w:ascii="Calibri" w:hAnsi="Calibri" w:eastAsia="Calibri"/>
+                <w:b w:val="0"/>
+                <w:color w:val="12160F"/>
+                <w:sz w:val="18"/>
+              </w:rPr>
+              <w:t>Flag fields only</w:t>
+            </w:r>
+          </w:p>
+        </w:tc>
+        <w:tc>
+          <w:tcPr>
+            <w:tcW w:type="dxa" w:w="1206"/>
+          </w:tcPr>
+          <w:p>
+            <w:r>
+              <w:rPr>
+                <w:rFonts w:ascii="Calibri" w:hAnsi="Calibri" w:eastAsia="Calibri"/>
+                <w:b w:val="0"/>
+                <w:color w:val="12160F"/>
+                <w:sz w:val="18"/>
+              </w:rPr>
+            </w:r>
+          </w:p>
+        </w:tc>
+      </w:tr>
+      <w:tr>
+        <w:tc>
+          <w:tcPr>
+            <w:tcW w:type="dxa" w:w="1206"/>
+          </w:tcPr>
+          <w:p>
+            <w:r>
+              <w:rPr>
+                <w:rFonts w:ascii="Calibri" w:hAnsi="Calibri" w:eastAsia="Calibri"/>
+                <w:b w:val="0"/>
+                <w:color w:val="12160F"/>
+                <w:sz w:val="18"/>
+              </w:rPr>
+              <w:t>R14</w:t>
+            </w:r>
+          </w:p>
+        </w:tc>
+        <w:tc>
+          <w:tcPr>
+            <w:tcW w:type="dxa" w:w="1206"/>
+          </w:tcPr>
+          <w:p>
+            <w:r>
+              <w:rPr>
+                <w:rFonts w:ascii="Calibri" w:hAnsi="Calibri" w:eastAsia="Calibri"/>
+                <w:b w:val="0"/>
+                <w:color w:val="12160F"/>
+                <w:sz w:val="18"/>
+              </w:rPr>
+              <w:t>Statement treated as invoice</w:t>
+            </w:r>
+          </w:p>
+        </w:tc>
+        <w:tc>
+          <w:tcPr>
+            <w:tcW w:type="dxa" w:w="1206"/>
+          </w:tcPr>
+          <w:p>
+            <w:r>
+              <w:rPr>
+                <w:rFonts w:ascii="Calibri" w:hAnsi="Calibri" w:eastAsia="Calibri"/>
+                <w:b w:val="0"/>
+                <w:color w:val="12160F"/>
+                <w:sz w:val="18"/>
+              </w:rPr>
+            </w:r>
+          </w:p>
+        </w:tc>
+        <w:tc>
+          <w:tcPr>
+            <w:tcW w:type="dxa" w:w="1206"/>
+          </w:tcPr>
+          <w:p>
+            <w:r>
+              <w:rPr>
+                <w:rFonts w:ascii="Calibri" w:hAnsi="Calibri" w:eastAsia="Calibri"/>
+                <w:b w:val="0"/>
+                <w:color w:val="12160F"/>
+                <w:sz w:val="18"/>
+              </w:rPr>
+            </w:r>
+          </w:p>
+        </w:tc>
+        <w:tc>
+          <w:tcPr>
+            <w:tcW w:type="dxa" w:w="1206"/>
+          </w:tcPr>
+          <w:p>
+            <w:r>
+              <w:rPr>
+                <w:rFonts w:ascii="Calibri" w:hAnsi="Calibri" w:eastAsia="Calibri"/>
+                <w:b w:val="0"/>
+                <w:color w:val="12160F"/>
+                <w:sz w:val="18"/>
+              </w:rPr>
+            </w:r>
+          </w:p>
+        </w:tc>
+        <w:tc>
+          <w:tcPr>
+            <w:tcW w:type="dxa" w:w="1206"/>
+          </w:tcPr>
+          <w:p>
+            <w:r>
+              <w:rPr>
+                <w:rFonts w:ascii="Calibri" w:hAnsi="Calibri" w:eastAsia="Calibri"/>
+                <w:b w:val="0"/>
+                <w:color w:val="12160F"/>
+                <w:sz w:val="18"/>
+              </w:rPr>
+            </w:r>
+          </w:p>
+        </w:tc>
+        <w:tc>
+          <w:tcPr>
+            <w:tcW w:type="dxa" w:w="1206"/>
+          </w:tcPr>
+          <w:p>
+            <w:r>
+              <w:rPr>
+                <w:rFonts w:ascii="Calibri" w:hAnsi="Calibri" w:eastAsia="Calibri"/>
+                <w:b w:val="0"/>
+                <w:color w:val="12160F"/>
+                <w:sz w:val="18"/>
+              </w:rPr>
+              <w:t>Agent 11 closed until specified</w:t>
+            </w:r>
+          </w:p>
+        </w:tc>
+        <w:tc>
+          <w:tcPr>
+            <w:tcW w:type="dxa" w:w="1206"/>
+          </w:tcPr>
+          <w:p>
+            <w:r>
+              <w:rPr>
+                <w:rFonts w:ascii="Calibri" w:hAnsi="Calibri" w:eastAsia="Calibri"/>
+                <w:b w:val="0"/>
+                <w:color w:val="12160F"/>
+                <w:sz w:val="18"/>
+              </w:rPr>
+            </w:r>
+          </w:p>
+        </w:tc>
+      </w:tr>
+      <w:tr>
+        <w:tc>
+          <w:tcPr>
+            <w:tcW w:type="dxa" w:w="1206"/>
+          </w:tcPr>
+          <w:p>
+            <w:r>
+              <w:rPr>
+                <w:rFonts w:ascii="Calibri" w:hAnsi="Calibri" w:eastAsia="Calibri"/>
+                <w:b w:val="0"/>
+                <w:color w:val="12160F"/>
+                <w:sz w:val="18"/>
+              </w:rPr>
+              <w:t>R15</w:t>
+            </w:r>
+          </w:p>
+        </w:tc>
+        <w:tc>
+          <w:tcPr>
+            <w:tcW w:type="dxa" w:w="1206"/>
+          </w:tcPr>
+          <w:p>
+            <w:r>
+              <w:rPr>
+                <w:rFonts w:ascii="Calibri" w:hAnsi="Calibri" w:eastAsia="Calibri"/>
+                <w:b w:val="0"/>
+                <w:color w:val="12160F"/>
+                <w:sz w:val="18"/>
+              </w:rPr>
+              <w:t>Evidence URI not reopenable at day 30</w:t>
+            </w:r>
+          </w:p>
+        </w:tc>
+        <w:tc>
+          <w:tcPr>
+            <w:tcW w:type="dxa" w:w="1206"/>
+          </w:tcPr>
+          <w:p>
+            <w:r>
+              <w:rPr>
+                <w:rFonts w:ascii="Calibri" w:hAnsi="Calibri" w:eastAsia="Calibri"/>
+                <w:b w:val="0"/>
+                <w:color w:val="12160F"/>
+                <w:sz w:val="18"/>
+              </w:rPr>
+            </w:r>
+          </w:p>
+        </w:tc>
+        <w:tc>
+          <w:tcPr>
+            <w:tcW w:type="dxa" w:w="1206"/>
+          </w:tcPr>
+          <w:p>
+            <w:r>
+              <w:rPr>
+                <w:rFonts w:ascii="Calibri" w:hAnsi="Calibri" w:eastAsia="Calibri"/>
+                <w:b w:val="0"/>
+                <w:color w:val="12160F"/>
+                <w:sz w:val="18"/>
+              </w:rPr>
+            </w:r>
+          </w:p>
+        </w:tc>
+        <w:tc>
+          <w:tcPr>
+            <w:tcW w:type="dxa" w:w="1206"/>
+          </w:tcPr>
+          <w:p>
+            <w:r>
+              <w:rPr>
+                <w:rFonts w:ascii="Calibri" w:hAnsi="Calibri" w:eastAsia="Calibri"/>
+                <w:b w:val="0"/>
+                <w:color w:val="12160F"/>
+                <w:sz w:val="18"/>
+              </w:rPr>
+            </w:r>
+          </w:p>
+        </w:tc>
+        <w:tc>
+          <w:tcPr>
+            <w:tcW w:type="dxa" w:w="1206"/>
+          </w:tcPr>
+          <w:p>
+            <w:r>
+              <w:rPr>
+                <w:rFonts w:ascii="Calibri" w:hAnsi="Calibri" w:eastAsia="Calibri"/>
+                <w:b w:val="0"/>
+                <w:color w:val="12160F"/>
+                <w:sz w:val="18"/>
+              </w:rPr>
+            </w:r>
+          </w:p>
+        </w:tc>
+        <w:tc>
+          <w:tcPr>
+            <w:tcW w:type="dxa" w:w="1206"/>
+          </w:tcPr>
+          <w:p>
+            <w:r>
+              <w:rPr>
+                <w:rFonts w:ascii="Calibri" w:hAnsi="Calibri" w:eastAsia="Calibri"/>
+                <w:b w:val="0"/>
+                <w:color w:val="12160F"/>
+                <w:sz w:val="18"/>
+              </w:rPr>
+              <w:t>Instrument phase</w:t>
+            </w:r>
+          </w:p>
+        </w:tc>
+        <w:tc>
+          <w:tcPr>
+            <w:tcW w:type="dxa" w:w="1206"/>
+          </w:tcPr>
+          <w:p>
+            <w:r>
+              <w:rPr>
+                <w:rFonts w:ascii="Calibri" w:hAnsi="Calibri" w:eastAsia="Calibri"/>
+                <w:b w:val="0"/>
+                <w:color w:val="12160F"/>
+                <w:sz w:val="18"/>
+              </w:rPr>
+            </w:r>
+          </w:p>
+        </w:tc>
+      </w:tr>
+      <w:tr>
+        <w:tc>
+          <w:tcPr>
+            <w:tcW w:type="dxa" w:w="1206"/>
+          </w:tcPr>
+          <w:p>
+            <w:r>
+              <w:rPr>
+                <w:rFonts w:ascii="Calibri" w:hAnsi="Calibri" w:eastAsia="Calibri"/>
+                <w:b w:val="0"/>
+                <w:color w:val="12160F"/>
+                <w:sz w:val="18"/>
+              </w:rPr>
+              <w:t>R16</w:t>
+            </w:r>
+          </w:p>
+        </w:tc>
+        <w:tc>
+          <w:tcPr>
+            <w:tcW w:type="dxa" w:w="1206"/>
+          </w:tcPr>
+          <w:p>
+            <w:r>
+              <w:rPr>
+                <w:rFonts w:ascii="Calibri" w:hAnsi="Calibri" w:eastAsia="Calibri"/>
+                <w:b w:val="0"/>
+                <w:color w:val="12160F"/>
+                <w:sz w:val="18"/>
+              </w:rPr>
+              <w:t>Owner vacant, agent keeps running</w:t>
+            </w:r>
+          </w:p>
+        </w:tc>
+        <w:tc>
+          <w:tcPr>
+            <w:tcW w:type="dxa" w:w="1206"/>
+          </w:tcPr>
+          <w:p>
+            <w:r>
+              <w:rPr>
+                <w:rFonts w:ascii="Calibri" w:hAnsi="Calibri" w:eastAsia="Calibri"/>
+                <w:b w:val="0"/>
+                <w:color w:val="12160F"/>
+                <w:sz w:val="18"/>
+              </w:rPr>
+            </w:r>
+          </w:p>
+        </w:tc>
+        <w:tc>
+          <w:tcPr>
+            <w:tcW w:type="dxa" w:w="1206"/>
+          </w:tcPr>
+          <w:p>
+            <w:r>
+              <w:rPr>
+                <w:rFonts w:ascii="Calibri" w:hAnsi="Calibri" w:eastAsia="Calibri"/>
+                <w:b w:val="0"/>
+                <w:color w:val="12160F"/>
+                <w:sz w:val="18"/>
+              </w:rPr>
+            </w:r>
+          </w:p>
+        </w:tc>
+        <w:tc>
+          <w:tcPr>
+            <w:tcW w:type="dxa" w:w="1206"/>
+          </w:tcPr>
+          <w:p>
+            <w:r>
+              <w:rPr>
+                <w:rFonts w:ascii="Calibri" w:hAnsi="Calibri" w:eastAsia="Calibri"/>
+                <w:b w:val="0"/>
+                <w:color w:val="12160F"/>
+                <w:sz w:val="18"/>
+              </w:rPr>
+            </w:r>
+          </w:p>
+        </w:tc>
+        <w:tc>
+          <w:tcPr>
+            <w:tcW w:type="dxa" w:w="1206"/>
+          </w:tcPr>
+          <w:p>
+            <w:r>
+              <w:rPr>
+                <w:rFonts w:ascii="Calibri" w:hAnsi="Calibri" w:eastAsia="Calibri"/>
+                <w:b w:val="0"/>
+                <w:color w:val="12160F"/>
+                <w:sz w:val="18"/>
+              </w:rPr>
+            </w:r>
+          </w:p>
+        </w:tc>
+        <w:tc>
+          <w:tcPr>
+            <w:tcW w:type="dxa" w:w="1206"/>
+          </w:tcPr>
+          <w:p>
+            <w:r>
+              <w:rPr>
+                <w:rFonts w:ascii="Calibri" w:hAnsi="Calibri" w:eastAsia="Calibri"/>
+                <w:b w:val="0"/>
+                <w:color w:val="12160F"/>
+                <w:sz w:val="18"/>
+              </w:rPr>
+              <w:t>Pause</w:t>
+            </w:r>
+          </w:p>
+        </w:tc>
+        <w:tc>
+          <w:tcPr>
+            <w:tcW w:type="dxa" w:w="1206"/>
+          </w:tcPr>
+          <w:p>
+            <w:r>
+              <w:rPr>
+                <w:rFonts w:ascii="Calibri" w:hAnsi="Calibri" w:eastAsia="Calibri"/>
+                <w:b w:val="0"/>
+                <w:color w:val="12160F"/>
+                <w:sz w:val="18"/>
+              </w:rPr>
+            </w:r>
+          </w:p>
+        </w:tc>
+      </w:tr>
+      <w:tr>
+        <w:tc>
+          <w:tcPr>
+            <w:tcW w:type="dxa" w:w="1206"/>
+          </w:tcPr>
+          <w:p>
+            <w:r>
+              <w:rPr>
+                <w:rFonts w:ascii="Calibri" w:hAnsi="Calibri" w:eastAsia="Calibri"/>
+                <w:b w:val="0"/>
+                <w:color w:val="12160F"/>
+                <w:sz w:val="18"/>
+              </w:rPr>
+              <w:t>R17</w:t>
+            </w:r>
+          </w:p>
+        </w:tc>
+        <w:tc>
+          <w:tcPr>
+            <w:tcW w:type="dxa" w:w="1206"/>
+          </w:tcPr>
+          <w:p>
+            <w:r>
+              <w:rPr>
+                <w:rFonts w:ascii="Calibri" w:hAnsi="Calibri" w:eastAsia="Calibri"/>
+                <w:b w:val="0"/>
+                <w:color w:val="12160F"/>
+                <w:sz w:val="18"/>
+              </w:rPr>
+              <w:t>Vendor demo auto-release left on</w:t>
+            </w:r>
+          </w:p>
+        </w:tc>
+        <w:tc>
+          <w:tcPr>
+            <w:tcW w:type="dxa" w:w="1206"/>
+          </w:tcPr>
+          <w:p>
+            <w:r>
+              <w:rPr>
+                <w:rFonts w:ascii="Calibri" w:hAnsi="Calibri" w:eastAsia="Calibri"/>
+                <w:b w:val="0"/>
+                <w:color w:val="12160F"/>
+                <w:sz w:val="18"/>
+              </w:rPr>
+            </w:r>
+          </w:p>
+        </w:tc>
+        <w:tc>
+          <w:tcPr>
+            <w:tcW w:type="dxa" w:w="1206"/>
+          </w:tcPr>
+          <w:p>
+            <w:r>
+              <w:rPr>
+                <w:rFonts w:ascii="Calibri" w:hAnsi="Calibri" w:eastAsia="Calibri"/>
+                <w:b w:val="0"/>
+                <w:color w:val="12160F"/>
+                <w:sz w:val="18"/>
+              </w:rPr>
+            </w:r>
+          </w:p>
+        </w:tc>
+        <w:tc>
+          <w:tcPr>
+            <w:tcW w:type="dxa" w:w="1206"/>
+          </w:tcPr>
+          <w:p>
+            <w:r>
+              <w:rPr>
+                <w:rFonts w:ascii="Calibri" w:hAnsi="Calibri" w:eastAsia="Calibri"/>
+                <w:b w:val="0"/>
+                <w:color w:val="12160F"/>
+                <w:sz w:val="18"/>
+              </w:rPr>
+            </w:r>
+          </w:p>
+        </w:tc>
+        <w:tc>
+          <w:tcPr>
+            <w:tcW w:type="dxa" w:w="1206"/>
+          </w:tcPr>
+          <w:p>
+            <w:r>
+              <w:rPr>
+                <w:rFonts w:ascii="Calibri" w:hAnsi="Calibri" w:eastAsia="Calibri"/>
+                <w:b w:val="0"/>
+                <w:color w:val="12160F"/>
+                <w:sz w:val="18"/>
+              </w:rPr>
+            </w:r>
+          </w:p>
+        </w:tc>
+        <w:tc>
+          <w:tcPr>
+            <w:tcW w:type="dxa" w:w="1206"/>
+          </w:tcPr>
+          <w:p>
+            <w:r>
+              <w:rPr>
+                <w:rFonts w:ascii="Calibri" w:hAnsi="Calibri" w:eastAsia="Calibri"/>
+                <w:b w:val="0"/>
+                <w:color w:val="12160F"/>
+                <w:sz w:val="18"/>
+              </w:rPr>
+              <w:t>Refusal minute</w:t>
+            </w:r>
+          </w:p>
+        </w:tc>
+        <w:tc>
+          <w:tcPr>
+            <w:tcW w:type="dxa" w:w="1206"/>
+          </w:tcPr>
+          <w:p>
+            <w:r>
+              <w:rPr>
+                <w:rFonts w:ascii="Calibri" w:hAnsi="Calibri" w:eastAsia="Calibri"/>
+                <w:b w:val="0"/>
+                <w:color w:val="12160F"/>
+                <w:sz w:val="18"/>
+              </w:rPr>
+            </w:r>
+          </w:p>
+        </w:tc>
+      </w:tr>
+      <w:tr>
+        <w:tc>
+          <w:tcPr>
+            <w:tcW w:type="dxa" w:w="1206"/>
+          </w:tcPr>
+          <w:p>
+            <w:r>
+              <w:rPr>
+                <w:rFonts w:ascii="Calibri" w:hAnsi="Calibri" w:eastAsia="Calibri"/>
+                <w:b w:val="0"/>
+                <w:color w:val="12160F"/>
+                <w:sz w:val="18"/>
+              </w:rPr>
+              <w:t>R18</w:t>
+            </w:r>
+          </w:p>
+        </w:tc>
+        <w:tc>
+          <w:tcPr>
+            <w:tcW w:type="dxa" w:w="1206"/>
+          </w:tcPr>
+          <w:p>
+            <w:r>
+              <w:rPr>
+                <w:rFonts w:ascii="Calibri" w:hAnsi="Calibri" w:eastAsia="Calibri"/>
+                <w:b w:val="0"/>
+                <w:color w:val="12160F"/>
+                <w:sz w:val="18"/>
+              </w:rPr>
+              <w:t>Brand / legal confusion (wrong “Evidence Room”)</w:t>
+            </w:r>
+          </w:p>
+        </w:tc>
+        <w:tc>
+          <w:tcPr>
+            <w:tcW w:type="dxa" w:w="1206"/>
+          </w:tcPr>
+          <w:p>
+            <w:r>
+              <w:rPr>
+                <w:rFonts w:ascii="Calibri" w:hAnsi="Calibri" w:eastAsia="Calibri"/>
+                <w:b w:val="0"/>
+                <w:color w:val="12160F"/>
+                <w:sz w:val="18"/>
+              </w:rPr>
+            </w:r>
+          </w:p>
+        </w:tc>
+        <w:tc>
+          <w:tcPr>
+            <w:tcW w:type="dxa" w:w="1206"/>
+          </w:tcPr>
+          <w:p>
+            <w:r>
+              <w:rPr>
+                <w:rFonts w:ascii="Calibri" w:hAnsi="Calibri" w:eastAsia="Calibri"/>
+                <w:b w:val="0"/>
+                <w:color w:val="12160F"/>
+                <w:sz w:val="18"/>
+              </w:rPr>
+            </w:r>
+          </w:p>
+        </w:tc>
+        <w:tc>
+          <w:tcPr>
+            <w:tcW w:type="dxa" w:w="1206"/>
+          </w:tcPr>
+          <w:p>
+            <w:r>
+              <w:rPr>
+                <w:rFonts w:ascii="Calibri" w:hAnsi="Calibri" w:eastAsia="Calibri"/>
+                <w:b w:val="0"/>
+                <w:color w:val="12160F"/>
+                <w:sz w:val="18"/>
+              </w:rPr>
+            </w:r>
+          </w:p>
+        </w:tc>
+        <w:tc>
+          <w:tcPr>
+            <w:tcW w:type="dxa" w:w="1206"/>
+          </w:tcPr>
+          <w:p>
+            <w:r>
+              <w:rPr>
+                <w:rFonts w:ascii="Calibri" w:hAnsi="Calibri" w:eastAsia="Calibri"/>
+                <w:b w:val="0"/>
+                <w:color w:val="12160F"/>
+                <w:sz w:val="18"/>
+              </w:rPr>
+            </w:r>
+          </w:p>
+        </w:tc>
+        <w:tc>
+          <w:tcPr>
+            <w:tcW w:type="dxa" w:w="1206"/>
+          </w:tcPr>
+          <w:p>
+            <w:r>
+              <w:rPr>
+                <w:rFonts w:ascii="Calibri" w:hAnsi="Calibri" w:eastAsia="Calibri"/>
+                <w:b w:val="0"/>
+                <w:color w:val="12160F"/>
+                <w:sz w:val="18"/>
+              </w:rPr>
+              <w:t>Lockup; legal drafts</w:t>
+            </w:r>
+          </w:p>
+        </w:tc>
+        <w:tc>
+          <w:tcPr>
+            <w:tcW w:type="dxa" w:w="1206"/>
+          </w:tcPr>
+          <w:p>
+            <w:r>
+              <w:rPr>
+                <w:rFonts w:ascii="Calibri" w:hAnsi="Calibri" w:eastAsia="Calibri"/>
+                <w:b w:val="0"/>
+                <w:color w:val="12160F"/>
+                <w:sz w:val="18"/>
+              </w:rPr>
+            </w:r>
+          </w:p>
+        </w:tc>
+      </w:tr>
+    </w:tbl>
+    <w:p>
+      <w:r>
+        <w:rPr>
+          <w:rFonts w:ascii="Calibri" w:hAnsi="Calibri" w:eastAsia="Calibri"/>
+          <w:b w:val="0"/>
+          <w:sz w:val="22"/>
+        </w:rPr>
+        <w:t>Add local rows. Do not add “undetected fraud” as an agent-layer KPI.</w:t>
+      </w:r>
+    </w:p>
+    <w:p>
+      <w:pPr>
+        <w:pStyle w:val="Heading2"/>
+      </w:pPr>
+      <w:r>
+        <w:rPr>
+          <w:color w:val="12160F"/>
+        </w:rPr>
+        <w:t>3. Vetoes</w:t>
+      </w:r>
+    </w:p>
+    <w:p>
+      <w:r>
+        <w:rPr>
+          <w:rFonts w:ascii="Calibri" w:hAnsi="Calibri" w:eastAsia="Calibri"/>
+          <w:b w:val="0"/>
+          <w:sz w:val="22"/>
+        </w:rPr>
+        <w:t>Any of R5, R6, R8 at score ≥ 8 with no treatment dated this month → **do not start L1**.</w:t>
+      </w:r>
+    </w:p>
+    <w:p>
+      <w:pPr>
+        <w:pStyle w:val="Heading2"/>
+      </w:pPr>
+      <w:r>
+        <w:rPr>
+          <w:color w:val="12160F"/>
+        </w:rPr>
+        <w:t>4. Treatment plan</w:t>
+      </w:r>
+    </w:p>
+    <w:tbl>
+      <w:tblPr>
+        <w:tblStyle w:val="TableGrid"/>
+        <w:tblW w:type="auto" w:w="0"/>
+        <w:tblLook w:firstColumn="1" w:firstRow="1" w:lastColumn="0" w:lastRow="0" w:noHBand="0" w:noVBand="1" w:val="04A0"/>
+      </w:tblPr>
+      <w:tblGrid>
+        <w:gridCol w:w="2412"/>
+        <w:gridCol w:w="2412"/>
+        <w:gridCol w:w="2412"/>
+        <w:gridCol w:w="2412"/>
+      </w:tblGrid>
+      <w:tr>
+        <w:tc>
+          <w:tcPr>
+            <w:tcW w:type="dxa" w:w="2412"/>
+          </w:tcPr>
+          <w:p>
+            <w:r>
+              <w:rPr>
+                <w:rFonts w:ascii="Calibri" w:hAnsi="Calibri" w:eastAsia="Calibri"/>
+                <w:b/>
+                <w:sz w:val="18"/>
+              </w:rPr>
+              <w:t>ID</w:t>
+            </w:r>
+          </w:p>
+        </w:tc>
+        <w:tc>
+          <w:tcPr>
+            <w:tcW w:type="dxa" w:w="2412"/>
+          </w:tcPr>
+          <w:p>
+            <w:r>
+              <w:rPr>
+                <w:rFonts w:ascii="Calibri" w:hAnsi="Calibri" w:eastAsia="Calibri"/>
+                <w:b/>
+                <w:sz w:val="18"/>
+              </w:rPr>
+              <w:t>Action</w:t>
+            </w:r>
+          </w:p>
+        </w:tc>
+        <w:tc>
+          <w:tcPr>
+            <w:tcW w:type="dxa" w:w="2412"/>
+          </w:tcPr>
+          <w:p>
+            <w:r>
+              <w:rPr>
+                <w:rFonts w:ascii="Calibri" w:hAnsi="Calibri" w:eastAsia="Calibri"/>
+                <w:b/>
+                <w:sz w:val="18"/>
+              </w:rPr>
+              <w:t>Due</w:t>
+            </w:r>
+          </w:p>
+        </w:tc>
+        <w:tc>
+          <w:tcPr>
+            <w:tcW w:type="dxa" w:w="2412"/>
+          </w:tcPr>
+          <w:p>
+            <w:r>
+              <w:rPr>
+                <w:rFonts w:ascii="Calibri" w:hAnsi="Calibri" w:eastAsia="Calibri"/>
+                <w:b/>
+                <w:sz w:val="18"/>
+              </w:rPr>
+              <w:t>Done</w:t>
+            </w:r>
+          </w:p>
+        </w:tc>
+      </w:tr>
+      <w:tr>
+        <w:tc>
+          <w:tcPr>
+            <w:tcW w:type="dxa" w:w="2412"/>
+          </w:tcPr>
+          <w:p>
+            <w:r>
+              <w:rPr>
+                <w:rFonts w:ascii="Calibri" w:hAnsi="Calibri" w:eastAsia="Calibri"/>
+                <w:b w:val="0"/>
+                <w:color w:val="12160F"/>
+                <w:sz w:val="18"/>
+              </w:rPr>
+            </w:r>
+          </w:p>
+        </w:tc>
+        <w:tc>
+          <w:tcPr>
+            <w:tcW w:type="dxa" w:w="2412"/>
+          </w:tcPr>
+          <w:p>
+            <w:r>
+              <w:rPr>
+                <w:rFonts w:ascii="Calibri" w:hAnsi="Calibri" w:eastAsia="Calibri"/>
+                <w:b w:val="0"/>
+                <w:color w:val="12160F"/>
+                <w:sz w:val="18"/>
+              </w:rPr>
+            </w:r>
+          </w:p>
+        </w:tc>
+        <w:tc>
+          <w:tcPr>
+            <w:tcW w:type="dxa" w:w="2412"/>
+          </w:tcPr>
+          <w:p>
+            <w:r>
+              <w:rPr>
+                <w:rFonts w:ascii="Calibri" w:hAnsi="Calibri" w:eastAsia="Calibri"/>
+                <w:b w:val="0"/>
+                <w:color w:val="12160F"/>
+                <w:sz w:val="18"/>
+              </w:rPr>
+            </w:r>
+          </w:p>
+        </w:tc>
+        <w:tc>
+          <w:tcPr>
+            <w:tcW w:type="dxa" w:w="2412"/>
+          </w:tcPr>
+          <w:p>
+            <w:r>
+              <w:rPr>
+                <w:rFonts w:ascii="Calibri" w:hAnsi="Calibri" w:eastAsia="Calibri"/>
+                <w:b w:val="0"/>
+                <w:color w:val="12160F"/>
+                <w:sz w:val="18"/>
+              </w:rPr>
+            </w:r>
+          </w:p>
+        </w:tc>
+      </w:tr>
+    </w:tbl>
+    <w:p>
+      <w:pPr>
+        <w:pStyle w:val="Heading2"/>
+      </w:pPr>
+      <w:r>
+        <w:rPr>
+          <w:color w:val="12160F"/>
+        </w:rPr>
+        <w:t>5. Northline illustration (fictional)</w:t>
+      </w:r>
+    </w:p>
+    <w:p>
+      <w:r>
+        <w:rPr>
+          <w:rFonts w:ascii="Calibri" w:hAnsi="Calibri" w:eastAsia="Calibri"/>
+          <w:b w:val="0"/>
+          <w:sz w:val="22"/>
+        </w:rPr>
+        <w:t>R1 scored 12 (matching copilot informal). Treatment: list and L0. R5 scored 4 (payment hold strong). R12 scored 8 (sponsor asked for a savings range). Treatment: Board/CFO summary without a number. These scores are not yours.</w:t>
+      </w:r>
+    </w:p>
+    <w:p>
+      <w:pPr>
+        <w:pStyle w:val="Heading2"/>
+      </w:pPr>
+      <w:r>
+        <w:rPr>
+          <w:color w:val="12160F"/>
+        </w:rPr>
+        <w:t>Document control</w:t>
+      </w:r>
+    </w:p>
+    <w:tbl>
+      <w:tblPr>
+        <w:tblStyle w:val="TableGrid"/>
+        <w:tblW w:type="auto" w:w="0"/>
+        <w:tblLook w:firstColumn="1" w:firstRow="1" w:lastColumn="0" w:lastRow="0" w:noHBand="0" w:noVBand="1" w:val="04A0"/>
+      </w:tblPr>
+      <w:tblGrid>
+        <w:gridCol w:w="4824"/>
+        <w:gridCol w:w="4824"/>
+      </w:tblGrid>
+      <w:tr>
+        <w:tc>
+          <w:tcPr>
+            <w:tcW w:type="dxa" w:w="4824"/>
+          </w:tcPr>
+          <w:p>
+            <w:r>
+              <w:rPr>
+                <w:rFonts w:ascii="Calibri" w:hAnsi="Calibri" w:eastAsia="Calibri"/>
+                <w:b/>
+                <w:sz w:val="18"/>
+              </w:rPr>
+              <w:t>Field</w:t>
+            </w:r>
+          </w:p>
+        </w:tc>
+        <w:tc>
+          <w:tcPr>
+            <w:tcW w:type="dxa" w:w="4824"/>
+          </w:tcPr>
+          <w:p>
+            <w:r>
+              <w:rPr>
+                <w:rFonts w:ascii="Calibri" w:hAnsi="Calibri" w:eastAsia="Calibri"/>
+                <w:b/>
+                <w:sz w:val="18"/>
+              </w:rPr>
+              <w:t>Value</w:t>
+            </w:r>
+          </w:p>
+        </w:tc>
+      </w:tr>
+      <w:tr>
+        <w:tc>
+          <w:tcPr>
+            <w:tcW w:type="dxa" w:w="4824"/>
+          </w:tcPr>
+          <w:p>
+            <w:r>
+              <w:rPr>
+                <w:rFonts w:ascii="Calibri" w:hAnsi="Calibri" w:eastAsia="Calibri"/>
+                <w:b w:val="0"/>
+                <w:color w:val="12160F"/>
+                <w:sz w:val="18"/>
+              </w:rPr>
+              <w:t>Toolkit</w:t>
+            </w:r>
+          </w:p>
+        </w:tc>
+        <w:tc>
+          <w:tcPr>
+            <w:tcW w:type="dxa" w:w="4824"/>
+          </w:tcPr>
+          <w:p>
+            <w:r>
+              <w:rPr>
+                <w:rFonts w:ascii="Calibri" w:hAnsi="Calibri" w:eastAsia="Calibri"/>
+                <w:b w:val="0"/>
+                <w:color w:val="12160F"/>
+                <w:sz w:val="18"/>
+              </w:rPr>
+              <w:t>Evidence Room — AP Agent OS</w:t>
+            </w:r>
+          </w:p>
+        </w:tc>
+      </w:tr>
+      <w:tr>
+        <w:tc>
+          <w:tcPr>
+            <w:tcW w:type="dxa" w:w="4824"/>
+          </w:tcPr>
+          <w:p>
+            <w:r>
+              <w:rPr>
+                <w:rFonts w:ascii="Calibri" w:hAnsi="Calibri" w:eastAsia="Calibri"/>
+                <w:b w:val="0"/>
+                <w:color w:val="12160F"/>
+                <w:sz w:val="18"/>
+              </w:rPr>
+              <w:t>Object</w:t>
+            </w:r>
+          </w:p>
+        </w:tc>
+        <w:tc>
+          <w:tcPr>
+            <w:tcW w:type="dxa" w:w="4824"/>
+          </w:tcPr>
+          <w:p>
+            <w:r>
+              <w:rPr>
+                <w:rFonts w:ascii="Calibri" w:hAnsi="Calibri" w:eastAsia="Calibri"/>
+                <w:b w:val="0"/>
+                <w:color w:val="12160F"/>
+                <w:sz w:val="18"/>
+              </w:rPr>
+              <w:t>Risk assessment template</w:t>
+            </w:r>
+          </w:p>
+        </w:tc>
+      </w:tr>
+      <w:tr>
+        <w:tc>
+          <w:tcPr>
+            <w:tcW w:type="dxa" w:w="4824"/>
+          </w:tcPr>
+          <w:p>
+            <w:r>
+              <w:rPr>
+                <w:rFonts w:ascii="Calibri" w:hAnsi="Calibri" w:eastAsia="Calibri"/>
+                <w:b w:val="0"/>
+                <w:color w:val="12160F"/>
+                <w:sz w:val="18"/>
+              </w:rPr>
+              <w:t>Related</w:t>
+            </w:r>
+          </w:p>
+        </w:tc>
+        <w:tc>
+          <w:tcPr>
+            <w:tcW w:type="dxa" w:w="4824"/>
+          </w:tcPr>
+          <w:p>
+            <w:r>
+              <w:rPr>
+                <w:rFonts w:ascii="Calibri" w:hAnsi="Calibri" w:eastAsia="Calibri"/>
+                <w:b w:val="0"/>
+                <w:color w:val="12160F"/>
+                <w:sz w:val="18"/>
+              </w:rPr>
+              <w:t>Governance risk register</w:t>
+            </w:r>
+          </w:p>
+        </w:tc>
+      </w:tr>
+      <w:tr>
+        <w:tc>
+          <w:tcPr>
+            <w:tcW w:type="dxa" w:w="4824"/>
+          </w:tcPr>
+          <w:p>
+            <w:r>
+              <w:rPr>
+                <w:rFonts w:ascii="Calibri" w:hAnsi="Calibri" w:eastAsia="Calibri"/>
+                <w:b w:val="0"/>
+                <w:color w:val="12160F"/>
+                <w:sz w:val="18"/>
+              </w:rPr>
+              <w:t>Status</w:t>
+            </w:r>
+          </w:p>
+        </w:tc>
+        <w:tc>
+          <w:tcPr>
+            <w:tcW w:type="dxa" w:w="4824"/>
+          </w:tcPr>
+          <w:p>
+            <w:r>
+              <w:rPr>
+                <w:rFonts w:ascii="Calibri" w:hAnsi="Calibri" w:eastAsia="Calibri"/>
+                <w:b w:val="0"/>
+                <w:color w:val="12160F"/>
+                <w:sz w:val="18"/>
+              </w:rPr>
+              <w:t>Edition 1.0.0</w:t>
+            </w:r>
+          </w:p>
+        </w:tc>
+      </w:tr>
+    </w:tbl>
+    <w:p>
+      <w:r>
+        <w:rPr>
+          <w:rFonts w:ascii="Calibri" w:hAnsi="Calibri" w:eastAsia="Calibri"/>
+          <w:b/>
+          <w:color w:val="12160F"/>
+          <w:sz w:val="20"/>
+        </w:rPr>
+        <w:t>Hard hold: agents do not approve, release, or transmit payment. Vendor-bank change and close attestation stay human.</w:t>
       </w:r>
     </w:p>
     <w:sectPr>
+      <w:headerReference w:type="default" r:id="rId9"/>
+      <w:footerReference w:type="default" r:id="rId10"/>
       <w:pgSz w:w="12240" w:h="15840"/>
-      <w:pgMar w:top="1296" w:right="1800" w:bottom="1296" w:left="1800" w:header="720" w:footer="720" w:gutter="0"/>
+      <w:pgMar w:top="1224" w:right="1296" w:bottom="1224" w:left="1296" w:header="720" w:footer="720" w:gutter="0"/>
       <w:cols w:space="720"/>
       <w:docGrid w:linePitch="360"/>
     </w:sectPr>
   </w:body>
 </w:document>
+</file>
+
+<file path=word/footer1.xml><?xml version="1.0" encoding="utf-8"?>
+<w:ftr xmlns:m="http://schemas.openxmlformats.org/officeDocument/2006/math" xmlns:mc="http://schemas.openxmlformats.org/markup-compatibility/2006" xmlns:mo="http://schemas.microsoft.com/office/mac/office/2008/main" xmlns:mv="urn:schemas-microsoft-com:mac:vml" xmlns:o="urn:schemas-microsoft-com:office:office" xmlns:r="http://schemas.openxmlformats.org/officeDocument/2006/relationships" xmlns:v="urn:schemas-microsoft-com:vml" xmlns:w10="urn:schemas-microsoft-com:office:word" xmlns:w14="http://schemas.microsoft.com/office/word/2010/wordml" xmlns:w="http://schemas.openxmlformats.org/wordprocessingml/2006/main" xmlns:wne="http://schemas.microsoft.com/office/word/2006/wordml" xmlns:wp14="http://schemas.microsoft.com/office/word/2010/wordprocessingDrawing" xmlns:wp="http://schemas.openxmlformats.org/drawingml/2006/wordprocessingDrawing" xmlns:wpc="http://schemas.microsoft.com/office/word/2010/wordprocessingCanvas" xmlns:wpg="http://schemas.microsoft.com/office/word/2010/wordprocessingGroup" xmlns:wpi="http://schemas.microsoft.com/office/word/2010/wordprocessingInk" xmlns:wps="http://schemas.microsoft.com/office/word/2010/wordprocessingShape" mc:Ignorable="w14 wp14">
+  <w:p>
+    <w:pPr>
+      <w:pStyle w:val="Footer"/>
+    </w:pPr>
+    <w:r>
+      <w:rPr>
+        <w:rFonts w:ascii="Calibri" w:hAnsi="Calibri" w:eastAsia="Calibri"/>
+        <w:b w:val="0"/>
+        <w:color w:val="5A6154"/>
+        <w:sz w:val="16"/>
+      </w:rPr>
+      <w:t>Working draft. Not legal advice. Payment authorisation stays human.</w:t>
+    </w:r>
+  </w:p>
+</w:ftr>
+</file>
+
+<file path=word/header1.xml><?xml version="1.0" encoding="utf-8"?>
+<w:hdr xmlns:m="http://schemas.openxmlformats.org/officeDocument/2006/math" xmlns:mc="http://schemas.openxmlformats.org/markup-compatibility/2006" xmlns:mo="http://schemas.microsoft.com/office/mac/office/2008/main" xmlns:mv="urn:schemas-microsoft-com:mac:vml" xmlns:o="urn:schemas-microsoft-com:office:office" xmlns:r="http://schemas.openxmlformats.org/officeDocument/2006/relationships" xmlns:v="urn:schemas-microsoft-com:vml" xmlns:w10="urn:schemas-microsoft-com:office:word" xmlns:w14="http://schemas.microsoft.com/office/word/2010/wordml" xmlns:w="http://schemas.openxmlformats.org/wordprocessingml/2006/main" xmlns:wne="http://schemas.microsoft.com/office/word/2006/wordml" xmlns:wp14="http://schemas.microsoft.com/office/word/2010/wordprocessingDrawing" xmlns:wp="http://schemas.openxmlformats.org/drawingml/2006/wordprocessingDrawing" xmlns:wpc="http://schemas.microsoft.com/office/word/2010/wordprocessingCanvas" xmlns:wpg="http://schemas.microsoft.com/office/word/2010/wordprocessingGroup" xmlns:wpi="http://schemas.microsoft.com/office/word/2010/wordprocessingInk" xmlns:wps="http://schemas.microsoft.com/office/word/2010/wordprocessingShape" mc:Ignorable="w14 wp14">
+  <w:p>
+    <w:pPr>
+      <w:pStyle w:val="Header"/>
+    </w:pPr>
+    <w:r>
+      <w:rPr>
+        <w:rFonts w:ascii="Calibri" w:hAnsi="Calibri" w:eastAsia="Calibri"/>
+        <w:b w:val="0"/>
+        <w:color w:val="B0893E"/>
+        <w:sz w:val="16"/>
+      </w:rPr>
+      <w:t>EVIDENCE ROOM — AP AGENT OS  ·  Proof before permission.</w:t>
+    </w:r>
+  </w:p>
+</w:hdr>
 </file>
 
 <file path=word/numbering.xml><?xml version="1.0" encoding="utf-8"?>
@@ -395,9 +3519,6 @@
     <w:name w:val="Normal"/>
     <w:qFormat/>
     <w:rsid w:val="00FC693F"/>
-    <w:rPr>
-      <w:rFonts w:ascii="Calibri" w:hAnsi="Calibri"/>
-    </w:rPr>
   </w:style>
   <w:style w:type="paragraph" w:styleId="Header">
     <w:name w:val="header"/>
